--- a/lessons/3-1/readiness/practice.docx
+++ b/lessons/3-1/readiness/practice.docx
@@ -86,7 +86,1673 @@
     </w:p>
     <w:p>
       <w:pPr>
-        <w:spacing w:after="120" w:before="0"/>
+        <w:spacing w:after="60" w:before="120"/>
+      </w:pPr>
+      <w:r>
+        <w:rPr>
+          <w:b/>
+          <w:bCs/>
+          <w:color w:val="0F2B3C"/>
+          <w:sz w:val="24"/>
+          <w:szCs w:val="24"/>
+        </w:rPr>
+        <w:t xml:space="preserve">Vocabulary Anchor Box</w:t>
+      </w:r>
+    </w:p>
+    <w:tbl>
+      <w:tblPr>
+        <w:tblW w:type="dxa" w:w="9360"/>
+        <w:tblBorders>
+          <w:top w:val="single" w:color="C7D2DD" w:sz="6"/>
+          <w:left w:val="single" w:color="C7D2DD" w:sz="6"/>
+          <w:bottom w:val="single" w:color="C7D2DD" w:sz="6"/>
+          <w:right w:val="single" w:color="C7D2DD" w:sz="6"/>
+          <w:insideH w:val="single" w:color="C7D2DD" w:sz="6"/>
+          <w:insideV w:val="single" w:color="C7D2DD" w:sz="6"/>
+        </w:tblBorders>
+      </w:tblPr>
+      <w:tblGrid>
+        <w:gridCol w:w="1800"/>
+        <w:gridCol w:w="3160"/>
+        <w:gridCol w:w="2200"/>
+        <w:gridCol w:w="2200"/>
+      </w:tblGrid>
+      <w:tr>
+        <w:trPr>
+          <w:cantSplit/>
+          <w:tblHeader/>
+        </w:trPr>
+        <w:tc>
+          <w:tcPr>
+            <w:tcW w:type="dxa" w:w="1800"/>
+            <w:shd w:fill="EEF4F8" w:color="auto" w:val="clear"/>
+            <w:tcMar>
+              <w:top w:type="dxa" w:w="60"/>
+              <w:left w:type="dxa" w:w="100"/>
+              <w:bottom w:type="dxa" w:w="60"/>
+              <w:right w:type="dxa" w:w="100"/>
+            </w:tcMar>
+          </w:tcPr>
+          <w:p>
+            <w:pPr>
+              <w:spacing w:after="0" w:before="0"/>
+            </w:pPr>
+            <w:r>
+              <w:rPr>
+                <w:b/>
+                <w:bCs/>
+                <w:color w:val="0F2B3C"/>
+                <w:sz w:val="18"/>
+                <w:szCs w:val="18"/>
+              </w:rPr>
+              <w:t xml:space="preserve">Concept Term</w:t>
+            </w:r>
+          </w:p>
+        </w:tc>
+        <w:tc>
+          <w:tcPr>
+            <w:tcW w:type="dxa" w:w="3160"/>
+            <w:shd w:fill="EEF4F8" w:color="auto" w:val="clear"/>
+            <w:tcMar>
+              <w:top w:type="dxa" w:w="60"/>
+              <w:left w:type="dxa" w:w="100"/>
+              <w:bottom w:type="dxa" w:w="60"/>
+              <w:right w:type="dxa" w:w="100"/>
+            </w:tcMar>
+          </w:tcPr>
+          <w:p>
+            <w:pPr>
+              <w:spacing w:after="0" w:before="0"/>
+            </w:pPr>
+            <w:r>
+              <w:rPr>
+                <w:b/>
+                <w:bCs/>
+                <w:color w:val="0F2B3C"/>
+                <w:sz w:val="18"/>
+                <w:szCs w:val="18"/>
+              </w:rPr>
+              <w:t xml:space="preserve">Student-Friendly Definition</w:t>
+            </w:r>
+          </w:p>
+        </w:tc>
+        <w:tc>
+          <w:tcPr>
+            <w:tcW w:type="dxa" w:w="2200"/>
+            <w:shd w:fill="EEF4F8" w:color="auto" w:val="clear"/>
+            <w:tcMar>
+              <w:top w:type="dxa" w:w="60"/>
+              <w:left w:type="dxa" w:w="100"/>
+              <w:bottom w:type="dxa" w:w="60"/>
+              <w:right w:type="dxa" w:w="100"/>
+            </w:tcMar>
+          </w:tcPr>
+          <w:p>
+            <w:pPr>
+              <w:spacing w:after="0" w:before="0"/>
+            </w:pPr>
+            <w:r>
+              <w:rPr>
+                <w:b/>
+                <w:bCs/>
+                <w:color w:val="0F2B3C"/>
+                <w:sz w:val="18"/>
+                <w:szCs w:val="18"/>
+              </w:rPr>
+              <w:t xml:space="preserve">Non-Example</w:t>
+            </w:r>
+          </w:p>
+        </w:tc>
+        <w:tc>
+          <w:tcPr>
+            <w:tcW w:type="dxa" w:w="2200"/>
+            <w:shd w:fill="EEF4F8" w:color="auto" w:val="clear"/>
+            <w:tcMar>
+              <w:top w:type="dxa" w:w="60"/>
+              <w:left w:type="dxa" w:w="100"/>
+              <w:bottom w:type="dxa" w:w="60"/>
+              <w:right w:type="dxa" w:w="100"/>
+            </w:tcMar>
+          </w:tcPr>
+          <w:p>
+            <w:pPr>
+              <w:spacing w:after="0" w:before="0"/>
+            </w:pPr>
+            <w:r>
+              <w:rPr>
+                <w:b/>
+                <w:bCs/>
+                <w:color w:val="0F2B3C"/>
+                <w:sz w:val="18"/>
+                <w:szCs w:val="18"/>
+              </w:rPr>
+              <w:t xml:space="preserve">Visual Clue</w:t>
+            </w:r>
+          </w:p>
+        </w:tc>
+      </w:tr>
+      <w:tr>
+        <w:trPr>
+          <w:cantSplit/>
+        </w:trPr>
+        <w:tc>
+          <w:tcPr>
+            <w:tcW w:type="dxa" w:w="1800"/>
+            <w:tcMar>
+              <w:top w:type="dxa" w:w="60"/>
+              <w:left w:type="dxa" w:w="100"/>
+              <w:bottom w:type="dxa" w:w="60"/>
+              <w:right w:type="dxa" w:w="100"/>
+            </w:tcMar>
+            <w:vAlign w:val="top"/>
+          </w:tcPr>
+          <w:p>
+            <w:pPr>
+              <w:spacing w:after="20" w:before="0"/>
+            </w:pPr>
+            <w:r>
+              <w:rPr>
+                <w:b/>
+                <w:bCs/>
+                <w:color w:val="0F2B3C"/>
+                <w:sz w:val="20"/>
+                <w:szCs w:val="20"/>
+              </w:rPr>
+              <w:t xml:space="preserve">Understand Ratios</w:t>
+            </w:r>
+          </w:p>
+          <w:p>
+            <w:pPr>
+              <w:spacing w:after="0" w:before="0"/>
+            </w:pPr>
+            <w:r>
+              <w:rPr>
+                <w:i/>
+                <w:iCs/>
+                <w:color w:val="5E6E7E"/>
+                <w:sz w:val="18"/>
+                <w:szCs w:val="18"/>
+              </w:rPr>
+              <w:t xml:space="preserve">Comprender razones</w:t>
+            </w:r>
+          </w:p>
+        </w:tc>
+        <w:tc>
+          <w:tcPr>
+            <w:tcW w:type="dxa" w:w="3160"/>
+            <w:tcMar>
+              <w:top w:type="dxa" w:w="60"/>
+              <w:left w:type="dxa" w:w="100"/>
+              <w:bottom w:type="dxa" w:w="60"/>
+              <w:right w:type="dxa" w:w="100"/>
+            </w:tcMar>
+            <w:vAlign w:val="top"/>
+          </w:tcPr>
+          <w:p>
+            <w:pPr>
+              <w:spacing w:after="0" w:before="0"/>
+            </w:pPr>
+            <w:r>
+              <w:rPr>
+                <w:sz w:val="19"/>
+                <w:szCs w:val="19"/>
+              </w:rPr>
+              <w:t xml:space="preserve">Use a ratio to compare two quantities by division.</w:t>
+            </w:r>
+          </w:p>
+        </w:tc>
+        <w:tc>
+          <w:tcPr>
+            <w:tcW w:type="dxa" w:w="2200"/>
+            <w:tcMar>
+              <w:top w:type="dxa" w:w="60"/>
+              <w:left w:type="dxa" w:w="100"/>
+              <w:bottom w:type="dxa" w:w="60"/>
+              <w:right w:type="dxa" w:w="100"/>
+            </w:tcMar>
+            <w:vAlign w:val="top"/>
+          </w:tcPr>
+          <w:p>
+            <w:pPr>
+              <w:spacing w:after="30" w:before="0"/>
+            </w:pPr>
+            <w:r>
+              <w:rPr>
+                <w:i/>
+                <w:iCs/>
+                <w:color w:val="5E6E7E"/>
+                <w:sz w:val="18"/>
+                <w:szCs w:val="18"/>
+              </w:rPr>
+              <w:t xml:space="preserve">Not Understand Ratios: write a counter-example that does not fit the rule.</w:t>
+            </w:r>
+          </w:p>
+          <w:p>
+            <w:pPr>
+              <w:spacing w:after="50" w:before="0"/>
+            </w:pPr>
+            <w:r>
+              <w:rPr>
+                <w:color w:val="BBBBBB"/>
+                <w:sz w:val="18"/>
+                <w:szCs w:val="18"/>
+              </w:rPr>
+              <w:t xml:space="preserve">____________________________</w:t>
+            </w:r>
+          </w:p>
+        </w:tc>
+        <w:tc>
+          <w:tcPr>
+            <w:tcW w:type="dxa" w:w="2200"/>
+            <w:tcMar>
+              <w:top w:type="dxa" w:w="60"/>
+              <w:left w:type="dxa" w:w="100"/>
+              <w:bottom w:type="dxa" w:w="60"/>
+              <w:right w:type="dxa" w:w="100"/>
+            </w:tcMar>
+            <w:vAlign w:val="top"/>
+          </w:tcPr>
+          <w:p>
+            <w:pPr>
+              <w:spacing w:after="0" w:before="0"/>
+            </w:pPr>
+            <w:r>
+              <w:rPr>
+                <w:i/>
+                <w:iCs/>
+                <w:color w:val="5E6E7E"/>
+                <w:sz w:val="18"/>
+                <w:szCs w:val="18"/>
+              </w:rPr>
+              <w:t xml:space="preserve">3 red tiles to 5 blue tiles can be written 3:5 or 3/5.</w:t>
+            </w:r>
+          </w:p>
+        </w:tc>
+      </w:tr>
+      <w:tr>
+        <w:trPr>
+          <w:cantSplit/>
+        </w:trPr>
+        <w:tc>
+          <w:tcPr>
+            <w:tcW w:type="dxa" w:w="1800"/>
+            <w:tcMar>
+              <w:top w:type="dxa" w:w="60"/>
+              <w:left w:type="dxa" w:w="100"/>
+              <w:bottom w:type="dxa" w:w="60"/>
+              <w:right w:type="dxa" w:w="100"/>
+            </w:tcMar>
+            <w:vAlign w:val="top"/>
+          </w:tcPr>
+          <w:p>
+            <w:pPr>
+              <w:spacing w:after="20" w:before="0"/>
+            </w:pPr>
+            <w:r>
+              <w:rPr>
+                <w:b/>
+                <w:bCs/>
+                <w:color w:val="0F2B3C"/>
+                <w:sz w:val="20"/>
+                <w:szCs w:val="20"/>
+              </w:rPr>
+              <w:t xml:space="preserve">Ratio</w:t>
+            </w:r>
+          </w:p>
+          <w:p>
+            <w:pPr>
+              <w:spacing w:after="0" w:before="0"/>
+            </w:pPr>
+            <w:r>
+              <w:rPr>
+                <w:i/>
+                <w:iCs/>
+                <w:color w:val="5E6E7E"/>
+                <w:sz w:val="18"/>
+                <w:szCs w:val="18"/>
+              </w:rPr>
+              <w:t xml:space="preserve">Razón</w:t>
+            </w:r>
+          </w:p>
+        </w:tc>
+        <w:tc>
+          <w:tcPr>
+            <w:tcW w:type="dxa" w:w="3160"/>
+            <w:tcMar>
+              <w:top w:type="dxa" w:w="60"/>
+              <w:left w:type="dxa" w:w="100"/>
+              <w:bottom w:type="dxa" w:w="60"/>
+              <w:right w:type="dxa" w:w="100"/>
+            </w:tcMar>
+            <w:vAlign w:val="top"/>
+          </w:tcPr>
+          <w:p>
+            <w:pPr>
+              <w:spacing w:after="0" w:before="0"/>
+            </w:pPr>
+            <w:r>
+              <w:rPr>
+                <w:sz w:val="19"/>
+                <w:szCs w:val="19"/>
+              </w:rPr>
+              <w:t xml:space="preserve">A way to compare two amounts, like 3 to 2.</w:t>
+            </w:r>
+          </w:p>
+        </w:tc>
+        <w:tc>
+          <w:tcPr>
+            <w:tcW w:type="dxa" w:w="2200"/>
+            <w:tcMar>
+              <w:top w:type="dxa" w:w="60"/>
+              <w:left w:type="dxa" w:w="100"/>
+              <w:bottom w:type="dxa" w:w="60"/>
+              <w:right w:type="dxa" w:w="100"/>
+            </w:tcMar>
+            <w:vAlign w:val="top"/>
+          </w:tcPr>
+          <w:p>
+            <w:pPr>
+              <w:spacing w:after="30" w:before="0"/>
+            </w:pPr>
+            <w:r>
+              <w:rPr>
+                <w:i/>
+                <w:iCs/>
+                <w:color w:val="5E6E7E"/>
+                <w:sz w:val="18"/>
+                <w:szCs w:val="18"/>
+              </w:rPr>
+              <w:t xml:space="preserve">Not Ratio: write a counter-example that does not fit the rule.</w:t>
+            </w:r>
+          </w:p>
+          <w:p>
+            <w:pPr>
+              <w:spacing w:after="50" w:before="0"/>
+            </w:pPr>
+            <w:r>
+              <w:rPr>
+                <w:color w:val="BBBBBB"/>
+                <w:sz w:val="18"/>
+                <w:szCs w:val="18"/>
+              </w:rPr>
+              <w:t xml:space="preserve">____________________________</w:t>
+            </w:r>
+          </w:p>
+        </w:tc>
+        <w:tc>
+          <w:tcPr>
+            <w:tcW w:type="dxa" w:w="2200"/>
+            <w:tcMar>
+              <w:top w:type="dxa" w:w="60"/>
+              <w:left w:type="dxa" w:w="100"/>
+              <w:bottom w:type="dxa" w:w="60"/>
+              <w:right w:type="dxa" w:w="100"/>
+            </w:tcMar>
+            <w:vAlign w:val="top"/>
+          </w:tcPr>
+          <w:p>
+            <w:pPr>
+              <w:spacing w:after="0" w:before="0"/>
+            </w:pPr>
+            <w:r>
+              <w:rPr>
+                <w:i/>
+                <w:iCs/>
+                <w:color w:val="5E6E7E"/>
+                <w:sz w:val="18"/>
+                <w:szCs w:val="18"/>
+              </w:rPr>
+              <w:t xml:space="preserve">3 cups flour to 2 cups sugar → 3:2</w:t>
+            </w:r>
+          </w:p>
+        </w:tc>
+      </w:tr>
+      <w:tr>
+        <w:trPr>
+          <w:cantSplit/>
+        </w:trPr>
+        <w:tc>
+          <w:tcPr>
+            <w:tcW w:type="dxa" w:w="1800"/>
+            <w:tcMar>
+              <w:top w:type="dxa" w:w="60"/>
+              <w:left w:type="dxa" w:w="100"/>
+              <w:bottom w:type="dxa" w:w="60"/>
+              <w:right w:type="dxa" w:w="100"/>
+            </w:tcMar>
+            <w:vAlign w:val="top"/>
+          </w:tcPr>
+          <w:p>
+            <w:pPr>
+              <w:spacing w:after="20" w:before="0"/>
+            </w:pPr>
+            <w:r>
+              <w:rPr>
+                <w:b/>
+                <w:bCs/>
+                <w:color w:val="0F2B3C"/>
+                <w:sz w:val="20"/>
+                <w:szCs w:val="20"/>
+              </w:rPr>
+              <w:t xml:space="preserve">Comparison</w:t>
+            </w:r>
+          </w:p>
+          <w:p>
+            <w:pPr>
+              <w:spacing w:after="0" w:before="0"/>
+            </w:pPr>
+            <w:r>
+              <w:rPr>
+                <w:i/>
+                <w:iCs/>
+                <w:color w:val="5E6E7E"/>
+                <w:sz w:val="18"/>
+                <w:szCs w:val="18"/>
+              </w:rPr>
+              <w:t xml:space="preserve">Comparación</w:t>
+            </w:r>
+          </w:p>
+        </w:tc>
+        <w:tc>
+          <w:tcPr>
+            <w:tcW w:type="dxa" w:w="3160"/>
+            <w:tcMar>
+              <w:top w:type="dxa" w:w="60"/>
+              <w:left w:type="dxa" w:w="100"/>
+              <w:bottom w:type="dxa" w:w="60"/>
+              <w:right w:type="dxa" w:w="100"/>
+            </w:tcMar>
+            <w:vAlign w:val="top"/>
+          </w:tcPr>
+          <w:p>
+            <w:pPr>
+              <w:spacing w:after="0" w:before="0"/>
+            </w:pPr>
+            <w:r>
+              <w:rPr>
+                <w:sz w:val="19"/>
+                <w:szCs w:val="19"/>
+              </w:rPr>
+              <w:t xml:space="preserve">Looking at two or more amounts to see how they are related.</w:t>
+            </w:r>
+          </w:p>
+        </w:tc>
+        <w:tc>
+          <w:tcPr>
+            <w:tcW w:type="dxa" w:w="2200"/>
+            <w:tcMar>
+              <w:top w:type="dxa" w:w="60"/>
+              <w:left w:type="dxa" w:w="100"/>
+              <w:bottom w:type="dxa" w:w="60"/>
+              <w:right w:type="dxa" w:w="100"/>
+            </w:tcMar>
+            <w:vAlign w:val="top"/>
+          </w:tcPr>
+          <w:p>
+            <w:pPr>
+              <w:spacing w:after="30" w:before="0"/>
+            </w:pPr>
+            <w:r>
+              <w:rPr>
+                <w:i/>
+                <w:iCs/>
+                <w:color w:val="5E6E7E"/>
+                <w:sz w:val="18"/>
+                <w:szCs w:val="18"/>
+              </w:rPr>
+              <w:t xml:space="preserve">Not Comparison: write a counter-example that does not fit the rule.</w:t>
+            </w:r>
+          </w:p>
+          <w:p>
+            <w:pPr>
+              <w:spacing w:after="50" w:before="0"/>
+            </w:pPr>
+            <w:r>
+              <w:rPr>
+                <w:color w:val="BBBBBB"/>
+                <w:sz w:val="18"/>
+                <w:szCs w:val="18"/>
+              </w:rPr>
+              <w:t xml:space="preserve">____________________________</w:t>
+            </w:r>
+          </w:p>
+        </w:tc>
+        <w:tc>
+          <w:tcPr>
+            <w:tcW w:type="dxa" w:w="2200"/>
+            <w:tcMar>
+              <w:top w:type="dxa" w:w="60"/>
+              <w:left w:type="dxa" w:w="100"/>
+              <w:bottom w:type="dxa" w:w="60"/>
+              <w:right w:type="dxa" w:w="100"/>
+            </w:tcMar>
+            <w:vAlign w:val="top"/>
+          </w:tcPr>
+          <w:p>
+            <w:pPr>
+              <w:spacing w:after="0" w:before="0"/>
+            </w:pPr>
+            <w:r>
+              <w:rPr>
+                <w:i/>
+                <w:iCs/>
+                <w:color w:val="5E6E7E"/>
+                <w:sz w:val="18"/>
+                <w:szCs w:val="18"/>
+              </w:rPr>
+              <w:t xml:space="preserve">5 eggs vs. 3 eggs — which recipe uses more?</w:t>
+            </w:r>
+          </w:p>
+        </w:tc>
+      </w:tr>
+      <w:tr>
+        <w:trPr>
+          <w:cantSplit/>
+        </w:trPr>
+        <w:tc>
+          <w:tcPr>
+            <w:tcW w:type="dxa" w:w="1800"/>
+            <w:tcMar>
+              <w:top w:type="dxa" w:w="60"/>
+              <w:left w:type="dxa" w:w="100"/>
+              <w:bottom w:type="dxa" w:w="60"/>
+              <w:right w:type="dxa" w:w="100"/>
+            </w:tcMar>
+            <w:vAlign w:val="top"/>
+          </w:tcPr>
+          <w:p>
+            <w:pPr>
+              <w:spacing w:after="20" w:before="0"/>
+            </w:pPr>
+            <w:r>
+              <w:rPr>
+                <w:b/>
+                <w:bCs/>
+                <w:color w:val="0F2B3C"/>
+                <w:sz w:val="20"/>
+                <w:szCs w:val="20"/>
+              </w:rPr>
+              <w:t xml:space="preserve">Part-to-part</w:t>
+            </w:r>
+          </w:p>
+          <w:p>
+            <w:pPr>
+              <w:spacing w:after="0" w:before="0"/>
+            </w:pPr>
+            <w:r>
+              <w:rPr>
+                <w:i/>
+                <w:iCs/>
+                <w:color w:val="5E6E7E"/>
+                <w:sz w:val="18"/>
+                <w:szCs w:val="18"/>
+              </w:rPr>
+              <w:t xml:space="preserve">Parte a parte</w:t>
+            </w:r>
+          </w:p>
+        </w:tc>
+        <w:tc>
+          <w:tcPr>
+            <w:tcW w:type="dxa" w:w="3160"/>
+            <w:tcMar>
+              <w:top w:type="dxa" w:w="60"/>
+              <w:left w:type="dxa" w:w="100"/>
+              <w:bottom w:type="dxa" w:w="60"/>
+              <w:right w:type="dxa" w:w="100"/>
+            </w:tcMar>
+            <w:vAlign w:val="top"/>
+          </w:tcPr>
+          <w:p>
+            <w:pPr>
+              <w:spacing w:after="0" w:before="0"/>
+            </w:pPr>
+            <w:r>
+              <w:rPr>
+                <w:sz w:val="19"/>
+                <w:szCs w:val="19"/>
+              </w:rPr>
+              <w:t xml:space="preserve">A ratio comparing one part of a group to another part.</w:t>
+            </w:r>
+          </w:p>
+        </w:tc>
+        <w:tc>
+          <w:tcPr>
+            <w:tcW w:type="dxa" w:w="2200"/>
+            <w:tcMar>
+              <w:top w:type="dxa" w:w="60"/>
+              <w:left w:type="dxa" w:w="100"/>
+              <w:bottom w:type="dxa" w:w="60"/>
+              <w:right w:type="dxa" w:w="100"/>
+            </w:tcMar>
+            <w:vAlign w:val="top"/>
+          </w:tcPr>
+          <w:p>
+            <w:pPr>
+              <w:spacing w:after="30" w:before="0"/>
+            </w:pPr>
+            <w:r>
+              <w:rPr>
+                <w:i/>
+                <w:iCs/>
+                <w:color w:val="5E6E7E"/>
+                <w:sz w:val="18"/>
+                <w:szCs w:val="18"/>
+              </w:rPr>
+              <w:t xml:space="preserve">Not Part-to-part: write a counter-example that does not fit the rule.</w:t>
+            </w:r>
+          </w:p>
+          <w:p>
+            <w:pPr>
+              <w:spacing w:after="50" w:before="0"/>
+            </w:pPr>
+            <w:r>
+              <w:rPr>
+                <w:color w:val="BBBBBB"/>
+                <w:sz w:val="18"/>
+                <w:szCs w:val="18"/>
+              </w:rPr>
+              <w:t xml:space="preserve">____________________________</w:t>
+            </w:r>
+          </w:p>
+        </w:tc>
+        <w:tc>
+          <w:tcPr>
+            <w:tcW w:type="dxa" w:w="2200"/>
+            <w:tcMar>
+              <w:top w:type="dxa" w:w="60"/>
+              <w:left w:type="dxa" w:w="100"/>
+              <w:bottom w:type="dxa" w:w="60"/>
+              <w:right w:type="dxa" w:w="100"/>
+            </w:tcMar>
+            <w:vAlign w:val="top"/>
+          </w:tcPr>
+          <w:p>
+            <w:pPr>
+              <w:spacing w:after="0" w:before="0"/>
+            </w:pPr>
+            <w:r>
+              <w:rPr>
+                <w:i/>
+                <w:iCs/>
+                <w:color w:val="5E6E7E"/>
+                <w:sz w:val="18"/>
+                <w:szCs w:val="18"/>
+              </w:rPr>
+              <w:t xml:space="preserve">3 teal counters to 5 amber counters → 3:5</w:t>
+            </w:r>
+          </w:p>
+        </w:tc>
+      </w:tr>
+      <w:tr>
+        <w:trPr>
+          <w:cantSplit/>
+        </w:trPr>
+        <w:tc>
+          <w:tcPr>
+            <w:tcW w:type="dxa" w:w="1800"/>
+            <w:tcMar>
+              <w:top w:type="dxa" w:w="60"/>
+              <w:left w:type="dxa" w:w="100"/>
+              <w:bottom w:type="dxa" w:w="60"/>
+              <w:right w:type="dxa" w:w="100"/>
+            </w:tcMar>
+            <w:vAlign w:val="top"/>
+          </w:tcPr>
+          <w:p>
+            <w:pPr>
+              <w:spacing w:after="20" w:before="0"/>
+            </w:pPr>
+            <w:r>
+              <w:rPr>
+                <w:b/>
+                <w:bCs/>
+                <w:color w:val="0F2B3C"/>
+                <w:sz w:val="20"/>
+                <w:szCs w:val="20"/>
+              </w:rPr>
+              <w:t xml:space="preserve">Part-to-whole</w:t>
+            </w:r>
+          </w:p>
+          <w:p>
+            <w:pPr>
+              <w:spacing w:after="0" w:before="0"/>
+            </w:pPr>
+            <w:r>
+              <w:rPr>
+                <w:i/>
+                <w:iCs/>
+                <w:color w:val="5E6E7E"/>
+                <w:sz w:val="18"/>
+                <w:szCs w:val="18"/>
+              </w:rPr>
+              <w:t xml:space="preserve">Parte a todo</w:t>
+            </w:r>
+          </w:p>
+        </w:tc>
+        <w:tc>
+          <w:tcPr>
+            <w:tcW w:type="dxa" w:w="3160"/>
+            <w:tcMar>
+              <w:top w:type="dxa" w:w="60"/>
+              <w:left w:type="dxa" w:w="100"/>
+              <w:bottom w:type="dxa" w:w="60"/>
+              <w:right w:type="dxa" w:w="100"/>
+            </w:tcMar>
+            <w:vAlign w:val="top"/>
+          </w:tcPr>
+          <w:p>
+            <w:pPr>
+              <w:spacing w:after="0" w:before="0"/>
+            </w:pPr>
+            <w:r>
+              <w:rPr>
+                <w:sz w:val="19"/>
+                <w:szCs w:val="19"/>
+              </w:rPr>
+              <w:t xml:space="preserve">A ratio comparing one part to the whole group.</w:t>
+            </w:r>
+          </w:p>
+        </w:tc>
+        <w:tc>
+          <w:tcPr>
+            <w:tcW w:type="dxa" w:w="2200"/>
+            <w:tcMar>
+              <w:top w:type="dxa" w:w="60"/>
+              <w:left w:type="dxa" w:w="100"/>
+              <w:bottom w:type="dxa" w:w="60"/>
+              <w:right w:type="dxa" w:w="100"/>
+            </w:tcMar>
+            <w:vAlign w:val="top"/>
+          </w:tcPr>
+          <w:p>
+            <w:pPr>
+              <w:spacing w:after="30" w:before="0"/>
+            </w:pPr>
+            <w:r>
+              <w:rPr>
+                <w:i/>
+                <w:iCs/>
+                <w:color w:val="5E6E7E"/>
+                <w:sz w:val="18"/>
+                <w:szCs w:val="18"/>
+              </w:rPr>
+              <w:t xml:space="preserve">Not Part-to-whole: write a counter-example that does not fit the rule.</w:t>
+            </w:r>
+          </w:p>
+          <w:p>
+            <w:pPr>
+              <w:spacing w:after="50" w:before="0"/>
+            </w:pPr>
+            <w:r>
+              <w:rPr>
+                <w:color w:val="BBBBBB"/>
+                <w:sz w:val="18"/>
+                <w:szCs w:val="18"/>
+              </w:rPr>
+              <w:t xml:space="preserve">____________________________</w:t>
+            </w:r>
+          </w:p>
+        </w:tc>
+        <w:tc>
+          <w:tcPr>
+            <w:tcW w:type="dxa" w:w="2200"/>
+            <w:tcMar>
+              <w:top w:type="dxa" w:w="60"/>
+              <w:left w:type="dxa" w:w="100"/>
+              <w:bottom w:type="dxa" w:w="60"/>
+              <w:right w:type="dxa" w:w="100"/>
+            </w:tcMar>
+            <w:vAlign w:val="top"/>
+          </w:tcPr>
+          <w:p>
+            <w:pPr>
+              <w:spacing w:after="0" w:before="0"/>
+            </w:pPr>
+            <w:r>
+              <w:rPr>
+                <w:i/>
+                <w:iCs/>
+                <w:color w:val="5E6E7E"/>
+                <w:sz w:val="18"/>
+                <w:szCs w:val="18"/>
+              </w:rPr>
+              <w:t xml:space="preserve">3 teal counters out of 8 counters in all → 3:8</w:t>
+            </w:r>
+          </w:p>
+        </w:tc>
+      </w:tr>
+      <w:tr>
+        <w:trPr>
+          <w:cantSplit/>
+        </w:trPr>
+        <w:tc>
+          <w:tcPr>
+            <w:tcW w:type="dxa" w:w="1800"/>
+            <w:tcMar>
+              <w:top w:type="dxa" w:w="60"/>
+              <w:left w:type="dxa" w:w="100"/>
+              <w:bottom w:type="dxa" w:w="60"/>
+              <w:right w:type="dxa" w:w="100"/>
+            </w:tcMar>
+            <w:vAlign w:val="top"/>
+          </w:tcPr>
+          <w:p>
+            <w:pPr>
+              <w:spacing w:after="20" w:before="0"/>
+            </w:pPr>
+            <w:r>
+              <w:rPr>
+                <w:b/>
+                <w:bCs/>
+                <w:color w:val="0F2B3C"/>
+                <w:sz w:val="20"/>
+                <w:szCs w:val="20"/>
+              </w:rPr>
+              <w:t xml:space="preserve">Colon notation</w:t>
+            </w:r>
+          </w:p>
+          <w:p>
+            <w:pPr>
+              <w:spacing w:after="0" w:before="0"/>
+            </w:pPr>
+            <w:r>
+              <w:rPr>
+                <w:i/>
+                <w:iCs/>
+                <w:color w:val="5E6E7E"/>
+                <w:sz w:val="18"/>
+                <w:szCs w:val="18"/>
+              </w:rPr>
+              <w:t xml:space="preserve">Notación con dos puntos</w:t>
+            </w:r>
+          </w:p>
+        </w:tc>
+        <w:tc>
+          <w:tcPr>
+            <w:tcW w:type="dxa" w:w="3160"/>
+            <w:tcMar>
+              <w:top w:type="dxa" w:w="60"/>
+              <w:left w:type="dxa" w:w="100"/>
+              <w:bottom w:type="dxa" w:w="60"/>
+              <w:right w:type="dxa" w:w="100"/>
+            </w:tcMar>
+            <w:vAlign w:val="top"/>
+          </w:tcPr>
+          <w:p>
+            <w:pPr>
+              <w:spacing w:after="0" w:before="0"/>
+            </w:pPr>
+            <w:r>
+              <w:rPr>
+                <w:sz w:val="19"/>
+                <w:szCs w:val="19"/>
+              </w:rPr>
+              <w:t xml:space="preserve">Writing a ratio with two dots between the numbers, like 3:2.</w:t>
+            </w:r>
+          </w:p>
+        </w:tc>
+        <w:tc>
+          <w:tcPr>
+            <w:tcW w:type="dxa" w:w="2200"/>
+            <w:tcMar>
+              <w:top w:type="dxa" w:w="60"/>
+              <w:left w:type="dxa" w:w="100"/>
+              <w:bottom w:type="dxa" w:w="60"/>
+              <w:right w:type="dxa" w:w="100"/>
+            </w:tcMar>
+            <w:vAlign w:val="top"/>
+          </w:tcPr>
+          <w:p>
+            <w:pPr>
+              <w:spacing w:after="30" w:before="0"/>
+            </w:pPr>
+            <w:r>
+              <w:rPr>
+                <w:i/>
+                <w:iCs/>
+                <w:color w:val="5E6E7E"/>
+                <w:sz w:val="18"/>
+                <w:szCs w:val="18"/>
+              </w:rPr>
+              <w:t xml:space="preserve">Not Colon notation: write a counter-example that does not fit the rule.</w:t>
+            </w:r>
+          </w:p>
+          <w:p>
+            <w:pPr>
+              <w:spacing w:after="50" w:before="0"/>
+            </w:pPr>
+            <w:r>
+              <w:rPr>
+                <w:color w:val="BBBBBB"/>
+                <w:sz w:val="18"/>
+                <w:szCs w:val="18"/>
+              </w:rPr>
+              <w:t xml:space="preserve">____________________________</w:t>
+            </w:r>
+          </w:p>
+        </w:tc>
+        <w:tc>
+          <w:tcPr>
+            <w:tcW w:type="dxa" w:w="2200"/>
+            <w:tcMar>
+              <w:top w:type="dxa" w:w="60"/>
+              <w:left w:type="dxa" w:w="100"/>
+              <w:bottom w:type="dxa" w:w="60"/>
+              <w:right w:type="dxa" w:w="100"/>
+            </w:tcMar>
+            <w:vAlign w:val="top"/>
+          </w:tcPr>
+          <w:p>
+            <w:pPr>
+              <w:spacing w:after="0" w:before="0"/>
+            </w:pPr>
+            <w:r>
+              <w:rPr>
+                <w:i/>
+                <w:iCs/>
+                <w:color w:val="5E6E7E"/>
+                <w:sz w:val="18"/>
+                <w:szCs w:val="18"/>
+              </w:rPr>
+              <w:t xml:space="preserve">3 to 2 can be written as 3:2</w:t>
+            </w:r>
+          </w:p>
+        </w:tc>
+      </w:tr>
+      <w:tr>
+        <w:trPr>
+          <w:cantSplit/>
+        </w:trPr>
+        <w:tc>
+          <w:tcPr>
+            <w:tcW w:type="dxa" w:w="1800"/>
+            <w:tcMar>
+              <w:top w:type="dxa" w:w="60"/>
+              <w:left w:type="dxa" w:w="100"/>
+              <w:bottom w:type="dxa" w:w="60"/>
+              <w:right w:type="dxa" w:w="100"/>
+            </w:tcMar>
+            <w:vAlign w:val="top"/>
+          </w:tcPr>
+          <w:p>
+            <w:pPr>
+              <w:spacing w:after="20" w:before="0"/>
+            </w:pPr>
+            <w:r>
+              <w:rPr>
+                <w:b/>
+                <w:bCs/>
+                <w:color w:val="0F2B3C"/>
+                <w:sz w:val="20"/>
+                <w:szCs w:val="20"/>
+              </w:rPr>
+              <w:t xml:space="preserve">Tape diagram</w:t>
+            </w:r>
+          </w:p>
+          <w:p>
+            <w:pPr>
+              <w:spacing w:after="0" w:before="0"/>
+            </w:pPr>
+            <w:r>
+              <w:rPr>
+                <w:i/>
+                <w:iCs/>
+                <w:color w:val="5E6E7E"/>
+                <w:sz w:val="18"/>
+                <w:szCs w:val="18"/>
+              </w:rPr>
+              <w:t xml:space="preserve">Diagrama de cintas</w:t>
+            </w:r>
+          </w:p>
+        </w:tc>
+        <w:tc>
+          <w:tcPr>
+            <w:tcW w:type="dxa" w:w="3160"/>
+            <w:tcMar>
+              <w:top w:type="dxa" w:w="60"/>
+              <w:left w:type="dxa" w:w="100"/>
+              <w:bottom w:type="dxa" w:w="60"/>
+              <w:right w:type="dxa" w:w="100"/>
+            </w:tcMar>
+            <w:vAlign w:val="top"/>
+          </w:tcPr>
+          <w:p>
+            <w:pPr>
+              <w:spacing w:after="0" w:before="0"/>
+            </w:pPr>
+            <w:r>
+              <w:rPr>
+                <w:sz w:val="19"/>
+                <w:szCs w:val="19"/>
+              </w:rPr>
+              <w:t xml:space="preserve">A bar cut into equal parts that shows how two amounts in a ratio compare, and how they make up the whole.</w:t>
+            </w:r>
+          </w:p>
+        </w:tc>
+        <w:tc>
+          <w:tcPr>
+            <w:tcW w:type="dxa" w:w="2200"/>
+            <w:tcMar>
+              <w:top w:type="dxa" w:w="60"/>
+              <w:left w:type="dxa" w:w="100"/>
+              <w:bottom w:type="dxa" w:w="60"/>
+              <w:right w:type="dxa" w:w="100"/>
+            </w:tcMar>
+            <w:vAlign w:val="top"/>
+          </w:tcPr>
+          <w:p>
+            <w:pPr>
+              <w:spacing w:after="30" w:before="0"/>
+            </w:pPr>
+            <w:r>
+              <w:rPr>
+                <w:i/>
+                <w:iCs/>
+                <w:color w:val="5E6E7E"/>
+                <w:sz w:val="18"/>
+                <w:szCs w:val="18"/>
+              </w:rPr>
+              <w:t xml:space="preserve">Not Tape diagram: write a counter-example that does not fit the rule.</w:t>
+            </w:r>
+          </w:p>
+          <w:p>
+            <w:pPr>
+              <w:spacing w:after="50" w:before="0"/>
+            </w:pPr>
+            <w:r>
+              <w:rPr>
+                <w:color w:val="BBBBBB"/>
+                <w:sz w:val="18"/>
+                <w:szCs w:val="18"/>
+              </w:rPr>
+              <w:t xml:space="preserve">____________________________</w:t>
+            </w:r>
+          </w:p>
+        </w:tc>
+        <w:tc>
+          <w:tcPr>
+            <w:tcW w:type="dxa" w:w="2200"/>
+            <w:tcMar>
+              <w:top w:type="dxa" w:w="60"/>
+              <w:left w:type="dxa" w:w="100"/>
+              <w:bottom w:type="dxa" w:w="60"/>
+              <w:right w:type="dxa" w:w="100"/>
+            </w:tcMar>
+            <w:vAlign w:val="top"/>
+          </w:tcPr>
+          <w:p>
+            <w:pPr>
+              <w:spacing w:after="0" w:before="0"/>
+            </w:pPr>
+            <w:r>
+              <w:rPr>
+                <w:i/>
+                <w:iCs/>
+                <w:color w:val="5E6E7E"/>
+                <w:sz w:val="18"/>
+                <w:szCs w:val="18"/>
+              </w:rPr>
+              <w:t xml:space="preserve">3 equal parts of apple juice beside 2 equal parts of sparkling water — 5 parts of fruit drink in all.</w:t>
+            </w:r>
+          </w:p>
+        </w:tc>
+      </w:tr>
+      <w:tr>
+        <w:trPr>
+          <w:cantSplit/>
+        </w:trPr>
+        <w:tc>
+          <w:tcPr>
+            <w:tcW w:type="dxa" w:w="1800"/>
+            <w:tcMar>
+              <w:top w:type="dxa" w:w="60"/>
+              <w:left w:type="dxa" w:w="100"/>
+              <w:bottom w:type="dxa" w:w="60"/>
+              <w:right w:type="dxa" w:w="100"/>
+            </w:tcMar>
+            <w:vAlign w:val="top"/>
+          </w:tcPr>
+          <w:p>
+            <w:pPr>
+              <w:spacing w:after="20" w:before="0"/>
+            </w:pPr>
+            <w:r>
+              <w:rPr>
+                <w:b/>
+                <w:bCs/>
+                <w:color w:val="0F2B3C"/>
+                <w:sz w:val="20"/>
+                <w:szCs w:val="20"/>
+              </w:rPr>
+              <w:t xml:space="preserve">Double number line</w:t>
+            </w:r>
+          </w:p>
+          <w:p>
+            <w:pPr>
+              <w:spacing w:after="0" w:before="0"/>
+            </w:pPr>
+            <w:r>
+              <w:rPr>
+                <w:i/>
+                <w:iCs/>
+                <w:color w:val="5E6E7E"/>
+                <w:sz w:val="18"/>
+                <w:szCs w:val="18"/>
+              </w:rPr>
+              <w:t xml:space="preserve">Recta numérica doble</w:t>
+            </w:r>
+          </w:p>
+        </w:tc>
+        <w:tc>
+          <w:tcPr>
+            <w:tcW w:type="dxa" w:w="3160"/>
+            <w:tcMar>
+              <w:top w:type="dxa" w:w="60"/>
+              <w:left w:type="dxa" w:w="100"/>
+              <w:bottom w:type="dxa" w:w="60"/>
+              <w:right w:type="dxa" w:w="100"/>
+            </w:tcMar>
+            <w:vAlign w:val="top"/>
+          </w:tcPr>
+          <w:p>
+            <w:pPr>
+              <w:spacing w:after="0" w:before="0"/>
+            </w:pPr>
+            <w:r>
+              <w:rPr>
+                <w:sz w:val="19"/>
+                <w:szCs w:val="19"/>
+              </w:rPr>
+              <w:t xml:space="preserve">Two number lines lined up so matching tick marks show the two quantities in a ratio at the same time.</w:t>
+            </w:r>
+          </w:p>
+        </w:tc>
+        <w:tc>
+          <w:tcPr>
+            <w:tcW w:type="dxa" w:w="2200"/>
+            <w:tcMar>
+              <w:top w:type="dxa" w:w="60"/>
+              <w:left w:type="dxa" w:w="100"/>
+              <w:bottom w:type="dxa" w:w="60"/>
+              <w:right w:type="dxa" w:w="100"/>
+            </w:tcMar>
+            <w:vAlign w:val="top"/>
+          </w:tcPr>
+          <w:p>
+            <w:pPr>
+              <w:spacing w:after="30" w:before="0"/>
+            </w:pPr>
+            <w:r>
+              <w:rPr>
+                <w:i/>
+                <w:iCs/>
+                <w:color w:val="5E6E7E"/>
+                <w:sz w:val="18"/>
+                <w:szCs w:val="18"/>
+              </w:rPr>
+              <w:t xml:space="preserve">Not Double number line: write a counter-example that does not fit the rule.</w:t>
+            </w:r>
+          </w:p>
+          <w:p>
+            <w:pPr>
+              <w:spacing w:after="50" w:before="0"/>
+            </w:pPr>
+            <w:r>
+              <w:rPr>
+                <w:color w:val="BBBBBB"/>
+                <w:sz w:val="18"/>
+                <w:szCs w:val="18"/>
+              </w:rPr>
+              <w:t xml:space="preserve">____________________________</w:t>
+            </w:r>
+          </w:p>
+        </w:tc>
+        <w:tc>
+          <w:tcPr>
+            <w:tcW w:type="dxa" w:w="2200"/>
+            <w:tcMar>
+              <w:top w:type="dxa" w:w="60"/>
+              <w:left w:type="dxa" w:w="100"/>
+              <w:bottom w:type="dxa" w:w="60"/>
+              <w:right w:type="dxa" w:w="100"/>
+            </w:tcMar>
+            <w:vAlign w:val="top"/>
+          </w:tcPr>
+          <w:p>
+            <w:pPr>
+              <w:spacing w:after="0" w:before="0"/>
+            </w:pPr>
+            <w:r>
+              <w:rPr>
+                <w:i/>
+                <w:iCs/>
+                <w:color w:val="5E6E7E"/>
+                <w:sz w:val="18"/>
+                <w:szCs w:val="18"/>
+              </w:rPr>
+              <w:t xml:space="preserve">Cups of apple juice 0, 3, 6, 12 above cups of fruit drink 0, 5, 10, 20.</w:t>
+            </w:r>
+          </w:p>
+        </w:tc>
+      </w:tr>
+      <w:tr>
+        <w:trPr>
+          <w:cantSplit/>
+        </w:trPr>
+        <w:tc>
+          <w:tcPr>
+            <w:tcW w:type="dxa" w:w="1800"/>
+            <w:tcMar>
+              <w:top w:type="dxa" w:w="60"/>
+              <w:left w:type="dxa" w:w="100"/>
+              <w:bottom w:type="dxa" w:w="60"/>
+              <w:right w:type="dxa" w:w="100"/>
+            </w:tcMar>
+            <w:vAlign w:val="top"/>
+          </w:tcPr>
+          <w:p>
+            <w:pPr>
+              <w:spacing w:after="20" w:before="0"/>
+            </w:pPr>
+            <w:r>
+              <w:rPr>
+                <w:b/>
+                <w:bCs/>
+                <w:color w:val="0F2B3C"/>
+                <w:sz w:val="20"/>
+                <w:szCs w:val="20"/>
+              </w:rPr>
+              <w:t xml:space="preserve">Term</w:t>
+            </w:r>
+          </w:p>
+          <w:p>
+            <w:pPr>
+              <w:spacing w:after="0" w:before="0"/>
+            </w:pPr>
+            <w:r>
+              <w:rPr>
+                <w:i/>
+                <w:iCs/>
+                <w:color w:val="5E6E7E"/>
+                <w:sz w:val="18"/>
+                <w:szCs w:val="18"/>
+              </w:rPr>
+              <w:t xml:space="preserve">Término</w:t>
+            </w:r>
+          </w:p>
+        </w:tc>
+        <w:tc>
+          <w:tcPr>
+            <w:tcW w:type="dxa" w:w="3160"/>
+            <w:tcMar>
+              <w:top w:type="dxa" w:w="60"/>
+              <w:left w:type="dxa" w:w="100"/>
+              <w:bottom w:type="dxa" w:w="60"/>
+              <w:right w:type="dxa" w:w="100"/>
+            </w:tcMar>
+            <w:vAlign w:val="top"/>
+          </w:tcPr>
+          <w:p>
+            <w:pPr>
+              <w:spacing w:after="0" w:before="0"/>
+            </w:pPr>
+            <w:r>
+              <w:rPr>
+                <w:sz w:val="19"/>
+                <w:szCs w:val="19"/>
+              </w:rPr>
+              <w:t xml:space="preserve">One of the two numbers in a ratio.</w:t>
+            </w:r>
+          </w:p>
+        </w:tc>
+        <w:tc>
+          <w:tcPr>
+            <w:tcW w:type="dxa" w:w="2200"/>
+            <w:tcMar>
+              <w:top w:type="dxa" w:w="60"/>
+              <w:left w:type="dxa" w:w="100"/>
+              <w:bottom w:type="dxa" w:w="60"/>
+              <w:right w:type="dxa" w:w="100"/>
+            </w:tcMar>
+            <w:vAlign w:val="top"/>
+          </w:tcPr>
+          <w:p>
+            <w:pPr>
+              <w:spacing w:after="30" w:before="0"/>
+            </w:pPr>
+            <w:r>
+              <w:rPr>
+                <w:i/>
+                <w:iCs/>
+                <w:color w:val="5E6E7E"/>
+                <w:sz w:val="18"/>
+                <w:szCs w:val="18"/>
+              </w:rPr>
+              <w:t xml:space="preserve">Not Term: write a counter-example that does not fit the rule.</w:t>
+            </w:r>
+          </w:p>
+          <w:p>
+            <w:pPr>
+              <w:spacing w:after="50" w:before="0"/>
+            </w:pPr>
+            <w:r>
+              <w:rPr>
+                <w:color w:val="BBBBBB"/>
+                <w:sz w:val="18"/>
+                <w:szCs w:val="18"/>
+              </w:rPr>
+              <w:t xml:space="preserve">____________________________</w:t>
+            </w:r>
+          </w:p>
+        </w:tc>
+        <w:tc>
+          <w:tcPr>
+            <w:tcW w:type="dxa" w:w="2200"/>
+            <w:tcMar>
+              <w:top w:type="dxa" w:w="60"/>
+              <w:left w:type="dxa" w:w="100"/>
+              <w:bottom w:type="dxa" w:w="60"/>
+              <w:right w:type="dxa" w:w="100"/>
+            </w:tcMar>
+            <w:vAlign w:val="top"/>
+          </w:tcPr>
+          <w:p>
+            <w:pPr>
+              <w:spacing w:after="0" w:before="0"/>
+            </w:pPr>
+            <w:r>
+              <w:rPr>
+                <w:i/>
+                <w:iCs/>
+                <w:color w:val="5E6E7E"/>
+                <w:sz w:val="18"/>
+                <w:szCs w:val="18"/>
+              </w:rPr>
+              <w:t xml:space="preserve">In 3 : 5, the terms are 3 and 5.</w:t>
+            </w:r>
+          </w:p>
+        </w:tc>
+      </w:tr>
+      <w:tr>
+        <w:trPr>
+          <w:cantSplit/>
+        </w:trPr>
+        <w:tc>
+          <w:tcPr>
+            <w:tcW w:type="dxa" w:w="1800"/>
+            <w:tcMar>
+              <w:top w:type="dxa" w:w="60"/>
+              <w:left w:type="dxa" w:w="100"/>
+              <w:bottom w:type="dxa" w:w="60"/>
+              <w:right w:type="dxa" w:w="100"/>
+            </w:tcMar>
+            <w:vAlign w:val="top"/>
+          </w:tcPr>
+          <w:p>
+            <w:pPr>
+              <w:spacing w:after="20" w:before="0"/>
+            </w:pPr>
+            <w:r>
+              <w:rPr>
+                <w:b/>
+                <w:bCs/>
+                <w:color w:val="0F2B3C"/>
+                <w:sz w:val="20"/>
+                <w:szCs w:val="20"/>
+              </w:rPr>
+              <w:t xml:space="preserve">Simplest form</w:t>
+            </w:r>
+          </w:p>
+          <w:p>
+            <w:pPr>
+              <w:spacing w:after="0" w:before="0"/>
+            </w:pPr>
+            <w:r>
+              <w:rPr>
+                <w:i/>
+                <w:iCs/>
+                <w:color w:val="5E6E7E"/>
+                <w:sz w:val="18"/>
+                <w:szCs w:val="18"/>
+              </w:rPr>
+              <w:t xml:space="preserve">Forma más simple</w:t>
+            </w:r>
+          </w:p>
+        </w:tc>
+        <w:tc>
+          <w:tcPr>
+            <w:tcW w:type="dxa" w:w="3160"/>
+            <w:tcMar>
+              <w:top w:type="dxa" w:w="60"/>
+              <w:left w:type="dxa" w:w="100"/>
+              <w:bottom w:type="dxa" w:w="60"/>
+              <w:right w:type="dxa" w:w="100"/>
+            </w:tcMar>
+            <w:vAlign w:val="top"/>
+          </w:tcPr>
+          <w:p>
+            <w:pPr>
+              <w:spacing w:after="0" w:before="0"/>
+            </w:pPr>
+            <w:r>
+              <w:rPr>
+                <w:sz w:val="19"/>
+                <w:szCs w:val="19"/>
+              </w:rPr>
+              <w:t xml:space="preserve">A ratio whose terms have been divided by the largest number that divides both.</w:t>
+            </w:r>
+          </w:p>
+        </w:tc>
+        <w:tc>
+          <w:tcPr>
+            <w:tcW w:type="dxa" w:w="2200"/>
+            <w:tcMar>
+              <w:top w:type="dxa" w:w="60"/>
+              <w:left w:type="dxa" w:w="100"/>
+              <w:bottom w:type="dxa" w:w="60"/>
+              <w:right w:type="dxa" w:w="100"/>
+            </w:tcMar>
+            <w:vAlign w:val="top"/>
+          </w:tcPr>
+          <w:p>
+            <w:pPr>
+              <w:spacing w:after="30" w:before="0"/>
+            </w:pPr>
+            <w:r>
+              <w:rPr>
+                <w:i/>
+                <w:iCs/>
+                <w:color w:val="5E6E7E"/>
+                <w:sz w:val="18"/>
+                <w:szCs w:val="18"/>
+              </w:rPr>
+              <w:t xml:space="preserve">Not Simplest form: write a counter-example that does not fit the rule.</w:t>
+            </w:r>
+          </w:p>
+          <w:p>
+            <w:pPr>
+              <w:spacing w:after="50" w:before="0"/>
+            </w:pPr>
+            <w:r>
+              <w:rPr>
+                <w:color w:val="BBBBBB"/>
+                <w:sz w:val="18"/>
+                <w:szCs w:val="18"/>
+              </w:rPr>
+              <w:t xml:space="preserve">____________________________</w:t>
+            </w:r>
+          </w:p>
+        </w:tc>
+        <w:tc>
+          <w:tcPr>
+            <w:tcW w:type="dxa" w:w="2200"/>
+            <w:tcMar>
+              <w:top w:type="dxa" w:w="60"/>
+              <w:left w:type="dxa" w:w="100"/>
+              <w:bottom w:type="dxa" w:w="60"/>
+              <w:right w:type="dxa" w:w="100"/>
+            </w:tcMar>
+            <w:vAlign w:val="top"/>
+          </w:tcPr>
+          <w:p>
+            <w:pPr>
+              <w:spacing w:after="0" w:before="0"/>
+            </w:pPr>
+            <w:r>
+              <w:rPr>
+                <w:i/>
+                <w:iCs/>
+                <w:color w:val="5E6E7E"/>
+                <w:sz w:val="18"/>
+                <w:szCs w:val="18"/>
+              </w:rPr>
+              <w:t xml:space="preserve">6 : 9 → 2 : 3</w:t>
+            </w:r>
+          </w:p>
+        </w:tc>
+      </w:tr>
+      <w:tr>
+        <w:trPr>
+          <w:cantSplit/>
+        </w:trPr>
+        <w:tc>
+          <w:tcPr>
+            <w:tcW w:type="dxa" w:w="1800"/>
+            <w:tcMar>
+              <w:top w:type="dxa" w:w="60"/>
+              <w:left w:type="dxa" w:w="100"/>
+              <w:bottom w:type="dxa" w:w="60"/>
+              <w:right w:type="dxa" w:w="100"/>
+            </w:tcMar>
+            <w:vAlign w:val="top"/>
+          </w:tcPr>
+          <w:p>
+            <w:pPr>
+              <w:spacing w:after="20" w:before="0"/>
+            </w:pPr>
+            <w:r>
+              <w:rPr>
+                <w:b/>
+                <w:bCs/>
+                <w:color w:val="0F2B3C"/>
+                <w:sz w:val="20"/>
+                <w:szCs w:val="20"/>
+              </w:rPr>
+              <w:t xml:space="preserve">Total parts</w:t>
+            </w:r>
+          </w:p>
+          <w:p>
+            <w:pPr>
+              <w:spacing w:after="0" w:before="0"/>
+            </w:pPr>
+            <w:r>
+              <w:rPr>
+                <w:i/>
+                <w:iCs/>
+                <w:color w:val="5E6E7E"/>
+                <w:sz w:val="18"/>
+                <w:szCs w:val="18"/>
+              </w:rPr>
+              <w:t xml:space="preserve">Partes totales</w:t>
+            </w:r>
+          </w:p>
+        </w:tc>
+        <w:tc>
+          <w:tcPr>
+            <w:tcW w:type="dxa" w:w="3160"/>
+            <w:tcMar>
+              <w:top w:type="dxa" w:w="60"/>
+              <w:left w:type="dxa" w:w="100"/>
+              <w:bottom w:type="dxa" w:w="60"/>
+              <w:right w:type="dxa" w:w="100"/>
+            </w:tcMar>
+            <w:vAlign w:val="top"/>
+          </w:tcPr>
+          <w:p>
+            <w:pPr>
+              <w:spacing w:after="0" w:before="0"/>
+            </w:pPr>
+            <w:r>
+              <w:rPr>
+                <w:sz w:val="19"/>
+                <w:szCs w:val="19"/>
+              </w:rPr>
+              <w:t xml:space="preserve">The two terms of a ratio added together.</w:t>
+            </w:r>
+          </w:p>
+        </w:tc>
+        <w:tc>
+          <w:tcPr>
+            <w:tcW w:type="dxa" w:w="2200"/>
+            <w:tcMar>
+              <w:top w:type="dxa" w:w="60"/>
+              <w:left w:type="dxa" w:w="100"/>
+              <w:bottom w:type="dxa" w:w="60"/>
+              <w:right w:type="dxa" w:w="100"/>
+            </w:tcMar>
+            <w:vAlign w:val="top"/>
+          </w:tcPr>
+          <w:p>
+            <w:pPr>
+              <w:spacing w:after="30" w:before="0"/>
+            </w:pPr>
+            <w:r>
+              <w:rPr>
+                <w:i/>
+                <w:iCs/>
+                <w:color w:val="5E6E7E"/>
+                <w:sz w:val="18"/>
+                <w:szCs w:val="18"/>
+              </w:rPr>
+              <w:t xml:space="preserve">Not Total parts: write a counter-example that does not fit the rule.</w:t>
+            </w:r>
+          </w:p>
+          <w:p>
+            <w:pPr>
+              <w:spacing w:after="50" w:before="0"/>
+            </w:pPr>
+            <w:r>
+              <w:rPr>
+                <w:color w:val="BBBBBB"/>
+                <w:sz w:val="18"/>
+                <w:szCs w:val="18"/>
+              </w:rPr>
+              <w:t xml:space="preserve">____________________________</w:t>
+            </w:r>
+          </w:p>
+        </w:tc>
+        <w:tc>
+          <w:tcPr>
+            <w:tcW w:type="dxa" w:w="2200"/>
+            <w:tcMar>
+              <w:top w:type="dxa" w:w="60"/>
+              <w:left w:type="dxa" w:w="100"/>
+              <w:bottom w:type="dxa" w:w="60"/>
+              <w:right w:type="dxa" w:w="100"/>
+            </w:tcMar>
+            <w:vAlign w:val="top"/>
+          </w:tcPr>
+          <w:p>
+            <w:pPr>
+              <w:spacing w:after="0" w:before="0"/>
+            </w:pPr>
+            <w:r>
+              <w:rPr>
+                <w:i/>
+                <w:iCs/>
+                <w:color w:val="5E6E7E"/>
+                <w:sz w:val="18"/>
+                <w:szCs w:val="18"/>
+              </w:rPr>
+              <w:t xml:space="preserve">3 + 1 = 4 parts in a tape diagram.</w:t>
+            </w:r>
+          </w:p>
+        </w:tc>
+      </w:tr>
+    </w:tbl>
+    <w:p>
+      <w:pPr>
+        <w:spacing w:after="120" w:before="140"/>
       </w:pPr>
       <w:r>
         <w:rPr>
@@ -127,86 +1793,935 @@
         <w:t xml:space="preserve">Count each group first.</w:t>
       </w:r>
     </w:p>
+    <w:tbl>
+      <w:tblPr>
+        <w:tblW w:type="dxa" w:w="9360"/>
+        <w:tblBorders>
+          <w:top w:val="single" w:color="C7D2DD" w:sz="6"/>
+          <w:left w:val="single" w:color="C7D2DD" w:sz="6"/>
+          <w:bottom w:val="single" w:color="C7D2DD" w:sz="6"/>
+          <w:right w:val="single" w:color="C7D2DD" w:sz="6"/>
+          <w:insideH w:val="single" w:color="C7D2DD" w:sz="6"/>
+          <w:insideV w:val="single" w:color="C7D2DD" w:sz="6"/>
+        </w:tblBorders>
+      </w:tblPr>
+      <w:tblGrid>
+        <w:gridCol w:w="2800"/>
+        <w:gridCol w:w="3560"/>
+        <w:gridCol w:w="3000"/>
+      </w:tblGrid>
+      <w:tr>
+        <w:trPr>
+          <w:cantSplit/>
+          <w:tblHeader/>
+        </w:trPr>
+        <w:tc>
+          <w:tcPr>
+            <w:tcW w:type="dxa" w:w="2800"/>
+            <w:shd w:fill="EEF4F8" w:color="auto" w:val="clear"/>
+            <w:tcMar>
+              <w:top w:type="dxa" w:w="60"/>
+              <w:left w:type="dxa" w:w="100"/>
+              <w:bottom w:type="dxa" w:w="60"/>
+              <w:right w:type="dxa" w:w="100"/>
+            </w:tcMar>
+          </w:tcPr>
+          <w:p>
+            <w:pPr>
+              <w:spacing w:after="0" w:before="0"/>
+            </w:pPr>
+            <w:r>
+              <w:rPr>
+                <w:b/>
+                <w:bCs/>
+                <w:color w:val="0F2B3C"/>
+                <w:sz w:val="16"/>
+                <w:szCs w:val="16"/>
+              </w:rPr>
+              <w:t xml:space="preserve">CORE PROBLEM / GIVEN REPRESENTATION</w:t>
+            </w:r>
+          </w:p>
+        </w:tc>
+        <w:tc>
+          <w:tcPr>
+            <w:tcW w:type="dxa" w:w="3560"/>
+            <w:shd w:fill="EEF4F8" w:color="auto" w:val="clear"/>
+            <w:tcMar>
+              <w:top w:type="dxa" w:w="60"/>
+              <w:left w:type="dxa" w:w="100"/>
+              <w:bottom w:type="dxa" w:w="60"/>
+              <w:right w:type="dxa" w:w="100"/>
+            </w:tcMar>
+          </w:tcPr>
+          <w:p>
+            <w:pPr>
+              <w:spacing w:after="0" w:before="0"/>
+            </w:pPr>
+            <w:r>
+              <w:rPr>
+                <w:b/>
+                <w:bCs/>
+                <w:color w:val="0F2B3C"/>
+                <w:sz w:val="16"/>
+                <w:szCs w:val="16"/>
+              </w:rPr>
+              <w:t xml:space="preserve">WORKING SPACE / CALCULATION STEPS</w:t>
+            </w:r>
+          </w:p>
+        </w:tc>
+        <w:tc>
+          <w:tcPr>
+            <w:tcW w:type="dxa" w:w="3000"/>
+            <w:shd w:fill="FBF3E2" w:color="auto" w:val="clear"/>
+            <w:tcMar>
+              <w:top w:type="dxa" w:w="60"/>
+              <w:left w:type="dxa" w:w="100"/>
+              <w:bottom w:type="dxa" w:w="60"/>
+              <w:right w:type="dxa" w:w="100"/>
+            </w:tcMar>
+          </w:tcPr>
+          <w:p>
+            <w:pPr>
+              <w:spacing w:after="0" w:before="0"/>
+            </w:pPr>
+            <w:r>
+              <w:rPr>
+                <w:b/>
+                <w:bCs/>
+                <w:color w:val="7A5400"/>
+                <w:sz w:val="16"/>
+                <w:szCs w:val="16"/>
+              </w:rPr>
+              <w:t xml:space="preserve">EXPLAIN YOUR REASONING</w:t>
+            </w:r>
+          </w:p>
+        </w:tc>
+      </w:tr>
+      <w:tr>
+        <w:trPr>
+          <w:cantSplit/>
+        </w:trPr>
+        <w:tc>
+          <w:tcPr>
+            <w:tcW w:type="dxa" w:w="2800"/>
+            <w:tcMar>
+              <w:top w:type="dxa" w:w="80"/>
+              <w:left w:type="dxa" w:w="100"/>
+              <w:bottom w:type="dxa" w:w="80"/>
+              <w:right w:type="dxa" w:w="100"/>
+            </w:tcMar>
+            <w:vAlign w:val="top"/>
+          </w:tcPr>
+          <w:p>
+            <w:pPr>
+              <w:spacing w:after="40" w:before="0"/>
+            </w:pPr>
+            <w:r>
+              <w:rPr>
+                <w:b/>
+                <w:bCs/>
+                <w:color w:val="0F2B3C"/>
+                <w:sz w:val="20"/>
+                <w:szCs w:val="20"/>
+              </w:rPr>
+              <w:t xml:space="preserve">1.  Count: 🔴🔴🔴 — how many red circles?</w:t>
+            </w:r>
+          </w:p>
+        </w:tc>
+        <w:tc>
+          <w:tcPr>
+            <w:tcW w:type="dxa" w:w="3560"/>
+            <w:tcMar>
+              <w:top w:type="dxa" w:w="80"/>
+              <w:left w:type="dxa" w:w="100"/>
+              <w:bottom w:type="dxa" w:w="80"/>
+              <w:right w:type="dxa" w:w="100"/>
+            </w:tcMar>
+            <w:vAlign w:val="top"/>
+          </w:tcPr>
+          <w:p>
+            <w:pPr>
+              <w:spacing w:after="50" w:before="0"/>
+            </w:pPr>
+            <w:r>
+              <w:rPr>
+                <w:color w:val="BBBBBB"/>
+                <w:sz w:val="18"/>
+                <w:szCs w:val="18"/>
+              </w:rPr>
+              <w:t xml:space="preserve">____________________________</w:t>
+            </w:r>
+          </w:p>
+          <w:p>
+            <w:pPr>
+              <w:spacing w:after="50" w:before="0"/>
+            </w:pPr>
+            <w:r>
+              <w:rPr>
+                <w:color w:val="BBBBBB"/>
+                <w:sz w:val="18"/>
+                <w:szCs w:val="18"/>
+              </w:rPr>
+              <w:t xml:space="preserve">____________________________</w:t>
+            </w:r>
+          </w:p>
+          <w:p>
+            <w:pPr>
+              <w:spacing w:after="50" w:before="0"/>
+            </w:pPr>
+            <w:r>
+              <w:rPr>
+                <w:color w:val="BBBBBB"/>
+                <w:sz w:val="18"/>
+                <w:szCs w:val="18"/>
+              </w:rPr>
+              <w:t xml:space="preserve">____________________________</w:t>
+            </w:r>
+          </w:p>
+          <w:p>
+            <w:pPr>
+              <w:spacing w:after="50" w:before="0"/>
+            </w:pPr>
+            <w:r>
+              <w:rPr>
+                <w:color w:val="BBBBBB"/>
+                <w:sz w:val="18"/>
+                <w:szCs w:val="18"/>
+              </w:rPr>
+              <w:t xml:space="preserve">____________________________</w:t>
+            </w:r>
+          </w:p>
+        </w:tc>
+        <w:tc>
+          <w:tcPr>
+            <w:tcW w:type="dxa" w:w="3000"/>
+            <w:shd w:fill="FBF3E2" w:color="auto" w:val="clear"/>
+            <w:tcMar>
+              <w:top w:type="dxa" w:w="80"/>
+              <w:left w:type="dxa" w:w="100"/>
+              <w:bottom w:type="dxa" w:w="80"/>
+              <w:right w:type="dxa" w:w="100"/>
+            </w:tcMar>
+            <w:vAlign w:val="top"/>
+          </w:tcPr>
+          <w:p>
+            <w:pPr>
+              <w:spacing w:after="30" w:before="0"/>
+            </w:pPr>
+            <w:r>
+              <w:rPr>
+                <w:b/>
+                <w:bCs/>
+                <w:color w:val="0F2B3C"/>
+                <w:sz w:val="18"/>
+                <w:szCs w:val="18"/>
+              </w:rPr>
+              <w:t xml:space="preserve">Because... ________________</w:t>
+            </w:r>
+          </w:p>
+          <w:p>
+            <w:pPr>
+              <w:spacing w:after="50" w:before="0"/>
+            </w:pPr>
+            <w:r>
+              <w:rPr>
+                <w:color w:val="BBBBBB"/>
+                <w:sz w:val="18"/>
+                <w:szCs w:val="18"/>
+              </w:rPr>
+              <w:t xml:space="preserve">____________________________</w:t>
+            </w:r>
+          </w:p>
+          <w:p>
+            <w:pPr>
+              <w:spacing w:after="30" w:before="40"/>
+            </w:pPr>
+            <w:r>
+              <w:rPr>
+                <w:b/>
+                <w:bCs/>
+                <w:color w:val="1A6FB5"/>
+                <w:sz w:val="18"/>
+                <w:szCs w:val="18"/>
+              </w:rPr>
+              <w:t xml:space="preserve">Although... _______________</w:t>
+            </w:r>
+          </w:p>
+          <w:p>
+            <w:pPr>
+              <w:spacing w:after="50" w:before="0"/>
+            </w:pPr>
+            <w:r>
+              <w:rPr>
+                <w:color w:val="BBBBBB"/>
+                <w:sz w:val="18"/>
+                <w:szCs w:val="18"/>
+              </w:rPr>
+              <w:t xml:space="preserve">____________________________</w:t>
+            </w:r>
+          </w:p>
+          <w:p>
+            <w:pPr>
+              <w:spacing w:after="30" w:before="40"/>
+            </w:pPr>
+            <w:r>
+              <w:rPr>
+                <w:b/>
+                <w:bCs/>
+                <w:color w:val="7A5400"/>
+                <w:sz w:val="18"/>
+                <w:szCs w:val="18"/>
+              </w:rPr>
+              <w:t xml:space="preserve">Therefore... ______________</w:t>
+            </w:r>
+          </w:p>
+          <w:p>
+            <w:pPr>
+              <w:spacing w:after="50" w:before="0"/>
+            </w:pPr>
+            <w:r>
+              <w:rPr>
+                <w:color w:val="BBBBBB"/>
+                <w:sz w:val="18"/>
+                <w:szCs w:val="18"/>
+              </w:rPr>
+              <w:t xml:space="preserve">____________________________</w:t>
+            </w:r>
+          </w:p>
+        </w:tc>
+      </w:tr>
+    </w:tbl>
     <w:p>
       <w:pPr>
-        <w:spacing w:after="40" w:before="0"/>
-      </w:pPr>
-      <w:r>
-        <w:rPr>
-          <w:sz w:val="22"/>
-          <w:szCs w:val="22"/>
-        </w:rPr>
-        <w:t xml:space="preserve">1.  Count: 🔴🔴🔴 — how many red circles?</w:t>
+        <w:spacing w:after="60" w:before="0"/>
+      </w:pPr>
+      <w:r>
+        <w:t xml:space="preserve"/>
       </w:r>
     </w:p>
+    <w:tbl>
+      <w:tblPr>
+        <w:tblW w:type="dxa" w:w="9360"/>
+        <w:tblBorders>
+          <w:top w:val="single" w:color="C7D2DD" w:sz="6"/>
+          <w:left w:val="single" w:color="C7D2DD" w:sz="6"/>
+          <w:bottom w:val="single" w:color="C7D2DD" w:sz="6"/>
+          <w:right w:val="single" w:color="C7D2DD" w:sz="6"/>
+          <w:insideH w:val="single" w:color="C7D2DD" w:sz="6"/>
+          <w:insideV w:val="single" w:color="C7D2DD" w:sz="6"/>
+        </w:tblBorders>
+      </w:tblPr>
+      <w:tblGrid>
+        <w:gridCol w:w="2800"/>
+        <w:gridCol w:w="3560"/>
+        <w:gridCol w:w="3000"/>
+      </w:tblGrid>
+      <w:tr>
+        <w:trPr>
+          <w:cantSplit/>
+          <w:tblHeader/>
+        </w:trPr>
+        <w:tc>
+          <w:tcPr>
+            <w:tcW w:type="dxa" w:w="2800"/>
+            <w:shd w:fill="EEF4F8" w:color="auto" w:val="clear"/>
+            <w:tcMar>
+              <w:top w:type="dxa" w:w="60"/>
+              <w:left w:type="dxa" w:w="100"/>
+              <w:bottom w:type="dxa" w:w="60"/>
+              <w:right w:type="dxa" w:w="100"/>
+            </w:tcMar>
+          </w:tcPr>
+          <w:p>
+            <w:pPr>
+              <w:spacing w:after="0" w:before="0"/>
+            </w:pPr>
+            <w:r>
+              <w:rPr>
+                <w:b/>
+                <w:bCs/>
+                <w:color w:val="0F2B3C"/>
+                <w:sz w:val="16"/>
+                <w:szCs w:val="16"/>
+              </w:rPr>
+              <w:t xml:space="preserve">CORE PROBLEM / GIVEN REPRESENTATION</w:t>
+            </w:r>
+          </w:p>
+        </w:tc>
+        <w:tc>
+          <w:tcPr>
+            <w:tcW w:type="dxa" w:w="3560"/>
+            <w:shd w:fill="EEF4F8" w:color="auto" w:val="clear"/>
+            <w:tcMar>
+              <w:top w:type="dxa" w:w="60"/>
+              <w:left w:type="dxa" w:w="100"/>
+              <w:bottom w:type="dxa" w:w="60"/>
+              <w:right w:type="dxa" w:w="100"/>
+            </w:tcMar>
+          </w:tcPr>
+          <w:p>
+            <w:pPr>
+              <w:spacing w:after="0" w:before="0"/>
+            </w:pPr>
+            <w:r>
+              <w:rPr>
+                <w:b/>
+                <w:bCs/>
+                <w:color w:val="0F2B3C"/>
+                <w:sz w:val="16"/>
+                <w:szCs w:val="16"/>
+              </w:rPr>
+              <w:t xml:space="preserve">WORKING SPACE / CALCULATION STEPS</w:t>
+            </w:r>
+          </w:p>
+        </w:tc>
+        <w:tc>
+          <w:tcPr>
+            <w:tcW w:type="dxa" w:w="3000"/>
+            <w:shd w:fill="FBF3E2" w:color="auto" w:val="clear"/>
+            <w:tcMar>
+              <w:top w:type="dxa" w:w="60"/>
+              <w:left w:type="dxa" w:w="100"/>
+              <w:bottom w:type="dxa" w:w="60"/>
+              <w:right w:type="dxa" w:w="100"/>
+            </w:tcMar>
+          </w:tcPr>
+          <w:p>
+            <w:pPr>
+              <w:spacing w:after="0" w:before="0"/>
+            </w:pPr>
+            <w:r>
+              <w:rPr>
+                <w:b/>
+                <w:bCs/>
+                <w:color w:val="7A5400"/>
+                <w:sz w:val="16"/>
+                <w:szCs w:val="16"/>
+              </w:rPr>
+              <w:t xml:space="preserve">EXPLAIN YOUR REASONING</w:t>
+            </w:r>
+          </w:p>
+        </w:tc>
+      </w:tr>
+      <w:tr>
+        <w:trPr>
+          <w:cantSplit/>
+        </w:trPr>
+        <w:tc>
+          <w:tcPr>
+            <w:tcW w:type="dxa" w:w="2800"/>
+            <w:tcMar>
+              <w:top w:type="dxa" w:w="80"/>
+              <w:left w:type="dxa" w:w="100"/>
+              <w:bottom w:type="dxa" w:w="80"/>
+              <w:right w:type="dxa" w:w="100"/>
+            </w:tcMar>
+            <w:vAlign w:val="top"/>
+          </w:tcPr>
+          <w:p>
+            <w:pPr>
+              <w:spacing w:after="40" w:before="0"/>
+            </w:pPr>
+            <w:r>
+              <w:rPr>
+                <w:b/>
+                <w:bCs/>
+                <w:color w:val="0F2B3C"/>
+                <w:sz w:val="20"/>
+                <w:szCs w:val="20"/>
+              </w:rPr>
+              <w:t xml:space="preserve">2.  Count: 🔵🔵 — how many blue circles?</w:t>
+            </w:r>
+          </w:p>
+        </w:tc>
+        <w:tc>
+          <w:tcPr>
+            <w:tcW w:type="dxa" w:w="3560"/>
+            <w:tcMar>
+              <w:top w:type="dxa" w:w="80"/>
+              <w:left w:type="dxa" w:w="100"/>
+              <w:bottom w:type="dxa" w:w="80"/>
+              <w:right w:type="dxa" w:w="100"/>
+            </w:tcMar>
+            <w:vAlign w:val="top"/>
+          </w:tcPr>
+          <w:p>
+            <w:pPr>
+              <w:spacing w:after="50" w:before="0"/>
+            </w:pPr>
+            <w:r>
+              <w:rPr>
+                <w:color w:val="BBBBBB"/>
+                <w:sz w:val="18"/>
+                <w:szCs w:val="18"/>
+              </w:rPr>
+              <w:t xml:space="preserve">____________________________</w:t>
+            </w:r>
+          </w:p>
+          <w:p>
+            <w:pPr>
+              <w:spacing w:after="50" w:before="0"/>
+            </w:pPr>
+            <w:r>
+              <w:rPr>
+                <w:color w:val="BBBBBB"/>
+                <w:sz w:val="18"/>
+                <w:szCs w:val="18"/>
+              </w:rPr>
+              <w:t xml:space="preserve">____________________________</w:t>
+            </w:r>
+          </w:p>
+          <w:p>
+            <w:pPr>
+              <w:spacing w:after="50" w:before="0"/>
+            </w:pPr>
+            <w:r>
+              <w:rPr>
+                <w:color w:val="BBBBBB"/>
+                <w:sz w:val="18"/>
+                <w:szCs w:val="18"/>
+              </w:rPr>
+              <w:t xml:space="preserve">____________________________</w:t>
+            </w:r>
+          </w:p>
+          <w:p>
+            <w:pPr>
+              <w:spacing w:after="50" w:before="0"/>
+            </w:pPr>
+            <w:r>
+              <w:rPr>
+                <w:color w:val="BBBBBB"/>
+                <w:sz w:val="18"/>
+                <w:szCs w:val="18"/>
+              </w:rPr>
+              <w:t xml:space="preserve">____________________________</w:t>
+            </w:r>
+          </w:p>
+        </w:tc>
+        <w:tc>
+          <w:tcPr>
+            <w:tcW w:type="dxa" w:w="3000"/>
+            <w:shd w:fill="FBF3E2" w:color="auto" w:val="clear"/>
+            <w:tcMar>
+              <w:top w:type="dxa" w:w="80"/>
+              <w:left w:type="dxa" w:w="100"/>
+              <w:bottom w:type="dxa" w:w="80"/>
+              <w:right w:type="dxa" w:w="100"/>
+            </w:tcMar>
+            <w:vAlign w:val="top"/>
+          </w:tcPr>
+          <w:p>
+            <w:pPr>
+              <w:spacing w:after="30" w:before="0"/>
+            </w:pPr>
+            <w:r>
+              <w:rPr>
+                <w:b/>
+                <w:bCs/>
+                <w:color w:val="0F2B3C"/>
+                <w:sz w:val="18"/>
+                <w:szCs w:val="18"/>
+              </w:rPr>
+              <w:t xml:space="preserve">Because... ________________</w:t>
+            </w:r>
+          </w:p>
+          <w:p>
+            <w:pPr>
+              <w:spacing w:after="50" w:before="0"/>
+            </w:pPr>
+            <w:r>
+              <w:rPr>
+                <w:color w:val="BBBBBB"/>
+                <w:sz w:val="18"/>
+                <w:szCs w:val="18"/>
+              </w:rPr>
+              <w:t xml:space="preserve">____________________________</w:t>
+            </w:r>
+          </w:p>
+          <w:p>
+            <w:pPr>
+              <w:spacing w:after="30" w:before="40"/>
+            </w:pPr>
+            <w:r>
+              <w:rPr>
+                <w:b/>
+                <w:bCs/>
+                <w:color w:val="1A6FB5"/>
+                <w:sz w:val="18"/>
+                <w:szCs w:val="18"/>
+              </w:rPr>
+              <w:t xml:space="preserve">Although... _______________</w:t>
+            </w:r>
+          </w:p>
+          <w:p>
+            <w:pPr>
+              <w:spacing w:after="50" w:before="0"/>
+            </w:pPr>
+            <w:r>
+              <w:rPr>
+                <w:color w:val="BBBBBB"/>
+                <w:sz w:val="18"/>
+                <w:szCs w:val="18"/>
+              </w:rPr>
+              <w:t xml:space="preserve">____________________________</w:t>
+            </w:r>
+          </w:p>
+          <w:p>
+            <w:pPr>
+              <w:spacing w:after="30" w:before="40"/>
+            </w:pPr>
+            <w:r>
+              <w:rPr>
+                <w:b/>
+                <w:bCs/>
+                <w:color w:val="7A5400"/>
+                <w:sz w:val="18"/>
+                <w:szCs w:val="18"/>
+              </w:rPr>
+              <w:t xml:space="preserve">Therefore... ______________</w:t>
+            </w:r>
+          </w:p>
+          <w:p>
+            <w:pPr>
+              <w:spacing w:after="50" w:before="0"/>
+            </w:pPr>
+            <w:r>
+              <w:rPr>
+                <w:color w:val="BBBBBB"/>
+                <w:sz w:val="18"/>
+                <w:szCs w:val="18"/>
+              </w:rPr>
+              <w:t xml:space="preserve">____________________________</w:t>
+            </w:r>
+          </w:p>
+        </w:tc>
+      </w:tr>
+    </w:tbl>
     <w:p>
       <w:pPr>
-        <w:spacing w:after="80" w:before="0"/>
-      </w:pPr>
-      <w:r>
-        <w:rPr>
-          <w:color w:val="BBBBBB"/>
-        </w:rPr>
-        <w:t xml:space="preserve">____________________________________________________</w:t>
+        <w:spacing w:after="60" w:before="0"/>
+      </w:pPr>
+      <w:r>
+        <w:t xml:space="preserve"/>
       </w:r>
     </w:p>
+    <w:tbl>
+      <w:tblPr>
+        <w:tblW w:type="dxa" w:w="9360"/>
+        <w:tblBorders>
+          <w:top w:val="single" w:color="C7D2DD" w:sz="6"/>
+          <w:left w:val="single" w:color="C7D2DD" w:sz="6"/>
+          <w:bottom w:val="single" w:color="C7D2DD" w:sz="6"/>
+          <w:right w:val="single" w:color="C7D2DD" w:sz="6"/>
+          <w:insideH w:val="single" w:color="C7D2DD" w:sz="6"/>
+          <w:insideV w:val="single" w:color="C7D2DD" w:sz="6"/>
+        </w:tblBorders>
+      </w:tblPr>
+      <w:tblGrid>
+        <w:gridCol w:w="2800"/>
+        <w:gridCol w:w="3560"/>
+        <w:gridCol w:w="3000"/>
+      </w:tblGrid>
+      <w:tr>
+        <w:trPr>
+          <w:cantSplit/>
+          <w:tblHeader/>
+        </w:trPr>
+        <w:tc>
+          <w:tcPr>
+            <w:tcW w:type="dxa" w:w="2800"/>
+            <w:shd w:fill="EEF4F8" w:color="auto" w:val="clear"/>
+            <w:tcMar>
+              <w:top w:type="dxa" w:w="60"/>
+              <w:left w:type="dxa" w:w="100"/>
+              <w:bottom w:type="dxa" w:w="60"/>
+              <w:right w:type="dxa" w:w="100"/>
+            </w:tcMar>
+          </w:tcPr>
+          <w:p>
+            <w:pPr>
+              <w:spacing w:after="0" w:before="0"/>
+            </w:pPr>
+            <w:r>
+              <w:rPr>
+                <w:b/>
+                <w:bCs/>
+                <w:color w:val="0F2B3C"/>
+                <w:sz w:val="16"/>
+                <w:szCs w:val="16"/>
+              </w:rPr>
+              <w:t xml:space="preserve">CORE PROBLEM / GIVEN REPRESENTATION</w:t>
+            </w:r>
+          </w:p>
+        </w:tc>
+        <w:tc>
+          <w:tcPr>
+            <w:tcW w:type="dxa" w:w="3560"/>
+            <w:shd w:fill="EEF4F8" w:color="auto" w:val="clear"/>
+            <w:tcMar>
+              <w:top w:type="dxa" w:w="60"/>
+              <w:left w:type="dxa" w:w="100"/>
+              <w:bottom w:type="dxa" w:w="60"/>
+              <w:right w:type="dxa" w:w="100"/>
+            </w:tcMar>
+          </w:tcPr>
+          <w:p>
+            <w:pPr>
+              <w:spacing w:after="0" w:before="0"/>
+            </w:pPr>
+            <w:r>
+              <w:rPr>
+                <w:b/>
+                <w:bCs/>
+                <w:color w:val="0F2B3C"/>
+                <w:sz w:val="16"/>
+                <w:szCs w:val="16"/>
+              </w:rPr>
+              <w:t xml:space="preserve">WORKING SPACE / CALCULATION STEPS</w:t>
+            </w:r>
+          </w:p>
+        </w:tc>
+        <w:tc>
+          <w:tcPr>
+            <w:tcW w:type="dxa" w:w="3000"/>
+            <w:shd w:fill="FBF3E2" w:color="auto" w:val="clear"/>
+            <w:tcMar>
+              <w:top w:type="dxa" w:w="60"/>
+              <w:left w:type="dxa" w:w="100"/>
+              <w:bottom w:type="dxa" w:w="60"/>
+              <w:right w:type="dxa" w:w="100"/>
+            </w:tcMar>
+          </w:tcPr>
+          <w:p>
+            <w:pPr>
+              <w:spacing w:after="0" w:before="0"/>
+            </w:pPr>
+            <w:r>
+              <w:rPr>
+                <w:b/>
+                <w:bCs/>
+                <w:color w:val="7A5400"/>
+                <w:sz w:val="16"/>
+                <w:szCs w:val="16"/>
+              </w:rPr>
+              <w:t xml:space="preserve">EXPLAIN YOUR REASONING</w:t>
+            </w:r>
+          </w:p>
+        </w:tc>
+      </w:tr>
+      <w:tr>
+        <w:trPr>
+          <w:cantSplit/>
+        </w:trPr>
+        <w:tc>
+          <w:tcPr>
+            <w:tcW w:type="dxa" w:w="2800"/>
+            <w:tcMar>
+              <w:top w:type="dxa" w:w="80"/>
+              <w:left w:type="dxa" w:w="100"/>
+              <w:bottom w:type="dxa" w:w="80"/>
+              <w:right w:type="dxa" w:w="100"/>
+            </w:tcMar>
+            <w:vAlign w:val="top"/>
+          </w:tcPr>
+          <w:p>
+            <w:pPr>
+              <w:spacing w:after="40" w:before="0"/>
+            </w:pPr>
+            <w:r>
+              <w:rPr>
+                <w:b/>
+                <w:bCs/>
+                <w:color w:val="0F2B3C"/>
+                <w:sz w:val="20"/>
+                <w:szCs w:val="20"/>
+              </w:rPr>
+              <w:t xml:space="preserve">3.  So the ratio of red to blue is…?</w:t>
+            </w:r>
+          </w:p>
+          <w:p>
+            <w:pPr>
+              <w:spacing w:after="0" w:before="0"/>
+            </w:pPr>
+            <w:r>
+              <w:rPr>
+                <w:color w:val="5E6E7E"/>
+                <w:sz w:val="18"/>
+                <w:szCs w:val="18"/>
+              </w:rPr>
+              <w:t xml:space="preserve">Choices: 2:3   /   3:2   /   3:3   /   5:2</w:t>
+            </w:r>
+          </w:p>
+        </w:tc>
+        <w:tc>
+          <w:tcPr>
+            <w:tcW w:type="dxa" w:w="3560"/>
+            <w:tcMar>
+              <w:top w:type="dxa" w:w="80"/>
+              <w:left w:type="dxa" w:w="100"/>
+              <w:bottom w:type="dxa" w:w="80"/>
+              <w:right w:type="dxa" w:w="100"/>
+            </w:tcMar>
+            <w:vAlign w:val="top"/>
+          </w:tcPr>
+          <w:p>
+            <w:pPr>
+              <w:spacing w:after="50" w:before="0"/>
+            </w:pPr>
+            <w:r>
+              <w:rPr>
+                <w:color w:val="BBBBBB"/>
+                <w:sz w:val="18"/>
+                <w:szCs w:val="18"/>
+              </w:rPr>
+              <w:t xml:space="preserve">____________________________</w:t>
+            </w:r>
+          </w:p>
+          <w:p>
+            <w:pPr>
+              <w:spacing w:after="50" w:before="0"/>
+            </w:pPr>
+            <w:r>
+              <w:rPr>
+                <w:color w:val="BBBBBB"/>
+                <w:sz w:val="18"/>
+                <w:szCs w:val="18"/>
+              </w:rPr>
+              <w:t xml:space="preserve">____________________________</w:t>
+            </w:r>
+          </w:p>
+          <w:p>
+            <w:pPr>
+              <w:spacing w:after="50" w:before="0"/>
+            </w:pPr>
+            <w:r>
+              <w:rPr>
+                <w:color w:val="BBBBBB"/>
+                <w:sz w:val="18"/>
+                <w:szCs w:val="18"/>
+              </w:rPr>
+              <w:t xml:space="preserve">____________________________</w:t>
+            </w:r>
+          </w:p>
+          <w:p>
+            <w:pPr>
+              <w:spacing w:after="50" w:before="0"/>
+            </w:pPr>
+            <w:r>
+              <w:rPr>
+                <w:color w:val="BBBBBB"/>
+                <w:sz w:val="18"/>
+                <w:szCs w:val="18"/>
+              </w:rPr>
+              <w:t xml:space="preserve">____________________________</w:t>
+            </w:r>
+          </w:p>
+        </w:tc>
+        <w:tc>
+          <w:tcPr>
+            <w:tcW w:type="dxa" w:w="3000"/>
+            <w:shd w:fill="FBF3E2" w:color="auto" w:val="clear"/>
+            <w:tcMar>
+              <w:top w:type="dxa" w:w="80"/>
+              <w:left w:type="dxa" w:w="100"/>
+              <w:bottom w:type="dxa" w:w="80"/>
+              <w:right w:type="dxa" w:w="100"/>
+            </w:tcMar>
+            <w:vAlign w:val="top"/>
+          </w:tcPr>
+          <w:p>
+            <w:pPr>
+              <w:spacing w:after="30" w:before="0"/>
+            </w:pPr>
+            <w:r>
+              <w:rPr>
+                <w:b/>
+                <w:bCs/>
+                <w:color w:val="0F2B3C"/>
+                <w:sz w:val="18"/>
+                <w:szCs w:val="18"/>
+              </w:rPr>
+              <w:t xml:space="preserve">Because... ________________</w:t>
+            </w:r>
+          </w:p>
+          <w:p>
+            <w:pPr>
+              <w:spacing w:after="50" w:before="0"/>
+            </w:pPr>
+            <w:r>
+              <w:rPr>
+                <w:color w:val="BBBBBB"/>
+                <w:sz w:val="18"/>
+                <w:szCs w:val="18"/>
+              </w:rPr>
+              <w:t xml:space="preserve">____________________________</w:t>
+            </w:r>
+          </w:p>
+          <w:p>
+            <w:pPr>
+              <w:spacing w:after="30" w:before="40"/>
+            </w:pPr>
+            <w:r>
+              <w:rPr>
+                <w:b/>
+                <w:bCs/>
+                <w:color w:val="1A6FB5"/>
+                <w:sz w:val="18"/>
+                <w:szCs w:val="18"/>
+              </w:rPr>
+              <w:t xml:space="preserve">Although... _______________</w:t>
+            </w:r>
+          </w:p>
+          <w:p>
+            <w:pPr>
+              <w:spacing w:after="50" w:before="0"/>
+            </w:pPr>
+            <w:r>
+              <w:rPr>
+                <w:color w:val="BBBBBB"/>
+                <w:sz w:val="18"/>
+                <w:szCs w:val="18"/>
+              </w:rPr>
+              <w:t xml:space="preserve">____________________________</w:t>
+            </w:r>
+          </w:p>
+          <w:p>
+            <w:pPr>
+              <w:spacing w:after="30" w:before="40"/>
+            </w:pPr>
+            <w:r>
+              <w:rPr>
+                <w:b/>
+                <w:bCs/>
+                <w:color w:val="7A5400"/>
+                <w:sz w:val="18"/>
+                <w:szCs w:val="18"/>
+              </w:rPr>
+              <w:t xml:space="preserve">Therefore... ______________</w:t>
+            </w:r>
+          </w:p>
+          <w:p>
+            <w:pPr>
+              <w:spacing w:after="50" w:before="0"/>
+            </w:pPr>
+            <w:r>
+              <w:rPr>
+                <w:color w:val="BBBBBB"/>
+                <w:sz w:val="18"/>
+                <w:szCs w:val="18"/>
+              </w:rPr>
+              <w:t xml:space="preserve">____________________________</w:t>
+            </w:r>
+          </w:p>
+        </w:tc>
+      </w:tr>
+    </w:tbl>
     <w:p>
       <w:pPr>
-        <w:spacing w:after="40" w:before="0"/>
-      </w:pPr>
-      <w:r>
-        <w:rPr>
-          <w:sz w:val="22"/>
-          <w:szCs w:val="22"/>
-        </w:rPr>
-        <w:t xml:space="preserve">2.  Count: 🔵🔵 — how many blue circles?</w:t>
-      </w:r>
-    </w:p>
-    <w:p>
-      <w:pPr>
-        <w:spacing w:after="80" w:before="0"/>
-      </w:pPr>
-      <w:r>
-        <w:rPr>
-          <w:color w:val="BBBBBB"/>
-        </w:rPr>
-        <w:t xml:space="preserve">____________________________________________________</w:t>
-      </w:r>
-    </w:p>
-    <w:p>
-      <w:pPr>
-        <w:spacing w:after="40" w:before="0"/>
-      </w:pPr>
-      <w:r>
-        <w:rPr>
-          <w:sz w:val="22"/>
-          <w:szCs w:val="22"/>
-        </w:rPr>
-        <w:t xml:space="preserve">3.  So the ratio of red to blue is…?</w:t>
-      </w:r>
-    </w:p>
-    <w:p>
-      <w:pPr>
-        <w:spacing w:after="40" w:before="0"/>
-      </w:pPr>
-      <w:r>
-        <w:rPr>
-          <w:color w:val="5E6E7E"/>
-          <w:sz w:val="20"/>
-          <w:szCs w:val="20"/>
-        </w:rPr>
-        <w:t xml:space="preserve">     choices: 2:3   /   3:2   /   3:3   /   5:2</w:t>
-      </w:r>
-    </w:p>
-    <w:p>
-      <w:pPr>
-        <w:spacing w:after="80" w:before="0"/>
-      </w:pPr>
-      <w:r>
-        <w:rPr>
-          <w:color w:val="BBBBBB"/>
-        </w:rPr>
-        <w:t xml:space="preserve">____________________________________________________</w:t>
+        <w:spacing w:after="60" w:before="0"/>
+      </w:pPr>
+      <w:r>
+        <w:t xml:space="preserve"/>
       </w:r>
     </w:p>
     <w:p>
@@ -238,63 +2753,629 @@
         <w:t xml:space="preserve">Skip count and compare groups.</w:t>
       </w:r>
     </w:p>
+    <w:tbl>
+      <w:tblPr>
+        <w:tblW w:type="dxa" w:w="9360"/>
+        <w:tblBorders>
+          <w:top w:val="single" w:color="C7D2DD" w:sz="6"/>
+          <w:left w:val="single" w:color="C7D2DD" w:sz="6"/>
+          <w:bottom w:val="single" w:color="C7D2DD" w:sz="6"/>
+          <w:right w:val="single" w:color="C7D2DD" w:sz="6"/>
+          <w:insideH w:val="single" w:color="C7D2DD" w:sz="6"/>
+          <w:insideV w:val="single" w:color="C7D2DD" w:sz="6"/>
+        </w:tblBorders>
+      </w:tblPr>
+      <w:tblGrid>
+        <w:gridCol w:w="2800"/>
+        <w:gridCol w:w="3560"/>
+        <w:gridCol w:w="3000"/>
+      </w:tblGrid>
+      <w:tr>
+        <w:trPr>
+          <w:cantSplit/>
+          <w:tblHeader/>
+        </w:trPr>
+        <w:tc>
+          <w:tcPr>
+            <w:tcW w:type="dxa" w:w="2800"/>
+            <w:shd w:fill="EEF4F8" w:color="auto" w:val="clear"/>
+            <w:tcMar>
+              <w:top w:type="dxa" w:w="60"/>
+              <w:left w:type="dxa" w:w="100"/>
+              <w:bottom w:type="dxa" w:w="60"/>
+              <w:right w:type="dxa" w:w="100"/>
+            </w:tcMar>
+          </w:tcPr>
+          <w:p>
+            <w:pPr>
+              <w:spacing w:after="0" w:before="0"/>
+            </w:pPr>
+            <w:r>
+              <w:rPr>
+                <w:b/>
+                <w:bCs/>
+                <w:color w:val="0F2B3C"/>
+                <w:sz w:val="16"/>
+                <w:szCs w:val="16"/>
+              </w:rPr>
+              <w:t xml:space="preserve">CORE PROBLEM / GIVEN REPRESENTATION</w:t>
+            </w:r>
+          </w:p>
+        </w:tc>
+        <w:tc>
+          <w:tcPr>
+            <w:tcW w:type="dxa" w:w="3560"/>
+            <w:shd w:fill="EEF4F8" w:color="auto" w:val="clear"/>
+            <w:tcMar>
+              <w:top w:type="dxa" w:w="60"/>
+              <w:left w:type="dxa" w:w="100"/>
+              <w:bottom w:type="dxa" w:w="60"/>
+              <w:right w:type="dxa" w:w="100"/>
+            </w:tcMar>
+          </w:tcPr>
+          <w:p>
+            <w:pPr>
+              <w:spacing w:after="0" w:before="0"/>
+            </w:pPr>
+            <w:r>
+              <w:rPr>
+                <w:b/>
+                <w:bCs/>
+                <w:color w:val="0F2B3C"/>
+                <w:sz w:val="16"/>
+                <w:szCs w:val="16"/>
+              </w:rPr>
+              <w:t xml:space="preserve">WORKING SPACE / CALCULATION STEPS</w:t>
+            </w:r>
+          </w:p>
+        </w:tc>
+        <w:tc>
+          <w:tcPr>
+            <w:tcW w:type="dxa" w:w="3000"/>
+            <w:shd w:fill="FBF3E2" w:color="auto" w:val="clear"/>
+            <w:tcMar>
+              <w:top w:type="dxa" w:w="60"/>
+              <w:left w:type="dxa" w:w="100"/>
+              <w:bottom w:type="dxa" w:w="60"/>
+              <w:right w:type="dxa" w:w="100"/>
+            </w:tcMar>
+          </w:tcPr>
+          <w:p>
+            <w:pPr>
+              <w:spacing w:after="0" w:before="0"/>
+            </w:pPr>
+            <w:r>
+              <w:rPr>
+                <w:b/>
+                <w:bCs/>
+                <w:color w:val="7A5400"/>
+                <w:sz w:val="16"/>
+                <w:szCs w:val="16"/>
+              </w:rPr>
+              <w:t xml:space="preserve">EXPLAIN YOUR REASONING</w:t>
+            </w:r>
+          </w:p>
+        </w:tc>
+      </w:tr>
+      <w:tr>
+        <w:trPr>
+          <w:cantSplit/>
+        </w:trPr>
+        <w:tc>
+          <w:tcPr>
+            <w:tcW w:type="dxa" w:w="2800"/>
+            <w:tcMar>
+              <w:top w:type="dxa" w:w="80"/>
+              <w:left w:type="dxa" w:w="100"/>
+              <w:bottom w:type="dxa" w:w="80"/>
+              <w:right w:type="dxa" w:w="100"/>
+            </w:tcMar>
+            <w:vAlign w:val="top"/>
+          </w:tcPr>
+          <w:p>
+            <w:pPr>
+              <w:spacing w:after="40" w:before="0"/>
+            </w:pPr>
+            <w:r>
+              <w:rPr>
+                <w:b/>
+                <w:bCs/>
+                <w:color w:val="0F2B3C"/>
+                <w:sz w:val="20"/>
+                <w:szCs w:val="20"/>
+              </w:rPr>
+              <w:t xml:space="preserve">1.  Skip count by 5: 5, 10, ___?</w:t>
+            </w:r>
+          </w:p>
+        </w:tc>
+        <w:tc>
+          <w:tcPr>
+            <w:tcW w:type="dxa" w:w="3560"/>
+            <w:tcMar>
+              <w:top w:type="dxa" w:w="80"/>
+              <w:left w:type="dxa" w:w="100"/>
+              <w:bottom w:type="dxa" w:w="80"/>
+              <w:right w:type="dxa" w:w="100"/>
+            </w:tcMar>
+            <w:vAlign w:val="top"/>
+          </w:tcPr>
+          <w:p>
+            <w:pPr>
+              <w:spacing w:after="50" w:before="0"/>
+            </w:pPr>
+            <w:r>
+              <w:rPr>
+                <w:color w:val="BBBBBB"/>
+                <w:sz w:val="18"/>
+                <w:szCs w:val="18"/>
+              </w:rPr>
+              <w:t xml:space="preserve">____________________________</w:t>
+            </w:r>
+          </w:p>
+          <w:p>
+            <w:pPr>
+              <w:spacing w:after="50" w:before="0"/>
+            </w:pPr>
+            <w:r>
+              <w:rPr>
+                <w:color w:val="BBBBBB"/>
+                <w:sz w:val="18"/>
+                <w:szCs w:val="18"/>
+              </w:rPr>
+              <w:t xml:space="preserve">____________________________</w:t>
+            </w:r>
+          </w:p>
+          <w:p>
+            <w:pPr>
+              <w:spacing w:after="50" w:before="0"/>
+            </w:pPr>
+            <w:r>
+              <w:rPr>
+                <w:color w:val="BBBBBB"/>
+                <w:sz w:val="18"/>
+                <w:szCs w:val="18"/>
+              </w:rPr>
+              <w:t xml:space="preserve">____________________________</w:t>
+            </w:r>
+          </w:p>
+          <w:p>
+            <w:pPr>
+              <w:spacing w:after="50" w:before="0"/>
+            </w:pPr>
+            <w:r>
+              <w:rPr>
+                <w:color w:val="BBBBBB"/>
+                <w:sz w:val="18"/>
+                <w:szCs w:val="18"/>
+              </w:rPr>
+              <w:t xml:space="preserve">____________________________</w:t>
+            </w:r>
+          </w:p>
+        </w:tc>
+        <w:tc>
+          <w:tcPr>
+            <w:tcW w:type="dxa" w:w="3000"/>
+            <w:shd w:fill="FBF3E2" w:color="auto" w:val="clear"/>
+            <w:tcMar>
+              <w:top w:type="dxa" w:w="80"/>
+              <w:left w:type="dxa" w:w="100"/>
+              <w:bottom w:type="dxa" w:w="80"/>
+              <w:right w:type="dxa" w:w="100"/>
+            </w:tcMar>
+            <w:vAlign w:val="top"/>
+          </w:tcPr>
+          <w:p>
+            <w:pPr>
+              <w:spacing w:after="30" w:before="0"/>
+            </w:pPr>
+            <w:r>
+              <w:rPr>
+                <w:b/>
+                <w:bCs/>
+                <w:color w:val="0F2B3C"/>
+                <w:sz w:val="18"/>
+                <w:szCs w:val="18"/>
+              </w:rPr>
+              <w:t xml:space="preserve">Because... ________________</w:t>
+            </w:r>
+          </w:p>
+          <w:p>
+            <w:pPr>
+              <w:spacing w:after="50" w:before="0"/>
+            </w:pPr>
+            <w:r>
+              <w:rPr>
+                <w:color w:val="BBBBBB"/>
+                <w:sz w:val="18"/>
+                <w:szCs w:val="18"/>
+              </w:rPr>
+              <w:t xml:space="preserve">____________________________</w:t>
+            </w:r>
+          </w:p>
+          <w:p>
+            <w:pPr>
+              <w:spacing w:after="30" w:before="40"/>
+            </w:pPr>
+            <w:r>
+              <w:rPr>
+                <w:b/>
+                <w:bCs/>
+                <w:color w:val="1A6FB5"/>
+                <w:sz w:val="18"/>
+                <w:szCs w:val="18"/>
+              </w:rPr>
+              <w:t xml:space="preserve">Although... _______________</w:t>
+            </w:r>
+          </w:p>
+          <w:p>
+            <w:pPr>
+              <w:spacing w:after="50" w:before="0"/>
+            </w:pPr>
+            <w:r>
+              <w:rPr>
+                <w:color w:val="BBBBBB"/>
+                <w:sz w:val="18"/>
+                <w:szCs w:val="18"/>
+              </w:rPr>
+              <w:t xml:space="preserve">____________________________</w:t>
+            </w:r>
+          </w:p>
+          <w:p>
+            <w:pPr>
+              <w:spacing w:after="30" w:before="40"/>
+            </w:pPr>
+            <w:r>
+              <w:rPr>
+                <w:b/>
+                <w:bCs/>
+                <w:color w:val="7A5400"/>
+                <w:sz w:val="18"/>
+                <w:szCs w:val="18"/>
+              </w:rPr>
+              <w:t xml:space="preserve">Therefore... ______________</w:t>
+            </w:r>
+          </w:p>
+          <w:p>
+            <w:pPr>
+              <w:spacing w:after="50" w:before="0"/>
+            </w:pPr>
+            <w:r>
+              <w:rPr>
+                <w:color w:val="BBBBBB"/>
+                <w:sz w:val="18"/>
+                <w:szCs w:val="18"/>
+              </w:rPr>
+              <w:t xml:space="preserve">____________________________</w:t>
+            </w:r>
+          </w:p>
+        </w:tc>
+      </w:tr>
+    </w:tbl>
     <w:p>
       <w:pPr>
-        <w:spacing w:after="40" w:before="0"/>
-      </w:pPr>
-      <w:r>
-        <w:rPr>
-          <w:sz w:val="22"/>
-          <w:szCs w:val="22"/>
-        </w:rPr>
-        <w:t xml:space="preserve">1.  Skip count by 5: 5, 10, ___?</w:t>
+        <w:spacing w:after="60" w:before="0"/>
+      </w:pPr>
+      <w:r>
+        <w:t xml:space="preserve"/>
       </w:r>
     </w:p>
+    <w:tbl>
+      <w:tblPr>
+        <w:tblW w:type="dxa" w:w="9360"/>
+        <w:tblBorders>
+          <w:top w:val="single" w:color="C7D2DD" w:sz="6"/>
+          <w:left w:val="single" w:color="C7D2DD" w:sz="6"/>
+          <w:bottom w:val="single" w:color="C7D2DD" w:sz="6"/>
+          <w:right w:val="single" w:color="C7D2DD" w:sz="6"/>
+          <w:insideH w:val="single" w:color="C7D2DD" w:sz="6"/>
+          <w:insideV w:val="single" w:color="C7D2DD" w:sz="6"/>
+        </w:tblBorders>
+      </w:tblPr>
+      <w:tblGrid>
+        <w:gridCol w:w="2800"/>
+        <w:gridCol w:w="3560"/>
+        <w:gridCol w:w="3000"/>
+      </w:tblGrid>
+      <w:tr>
+        <w:trPr>
+          <w:cantSplit/>
+          <w:tblHeader/>
+        </w:trPr>
+        <w:tc>
+          <w:tcPr>
+            <w:tcW w:type="dxa" w:w="2800"/>
+            <w:shd w:fill="EEF4F8" w:color="auto" w:val="clear"/>
+            <w:tcMar>
+              <w:top w:type="dxa" w:w="60"/>
+              <w:left w:type="dxa" w:w="100"/>
+              <w:bottom w:type="dxa" w:w="60"/>
+              <w:right w:type="dxa" w:w="100"/>
+            </w:tcMar>
+          </w:tcPr>
+          <w:p>
+            <w:pPr>
+              <w:spacing w:after="0" w:before="0"/>
+            </w:pPr>
+            <w:r>
+              <w:rPr>
+                <w:b/>
+                <w:bCs/>
+                <w:color w:val="0F2B3C"/>
+                <w:sz w:val="16"/>
+                <w:szCs w:val="16"/>
+              </w:rPr>
+              <w:t xml:space="preserve">CORE PROBLEM / GIVEN REPRESENTATION</w:t>
+            </w:r>
+          </w:p>
+        </w:tc>
+        <w:tc>
+          <w:tcPr>
+            <w:tcW w:type="dxa" w:w="3560"/>
+            <w:shd w:fill="EEF4F8" w:color="auto" w:val="clear"/>
+            <w:tcMar>
+              <w:top w:type="dxa" w:w="60"/>
+              <w:left w:type="dxa" w:w="100"/>
+              <w:bottom w:type="dxa" w:w="60"/>
+              <w:right w:type="dxa" w:w="100"/>
+            </w:tcMar>
+          </w:tcPr>
+          <w:p>
+            <w:pPr>
+              <w:spacing w:after="0" w:before="0"/>
+            </w:pPr>
+            <w:r>
+              <w:rPr>
+                <w:b/>
+                <w:bCs/>
+                <w:color w:val="0F2B3C"/>
+                <w:sz w:val="16"/>
+                <w:szCs w:val="16"/>
+              </w:rPr>
+              <w:t xml:space="preserve">WORKING SPACE / CALCULATION STEPS</w:t>
+            </w:r>
+          </w:p>
+        </w:tc>
+        <w:tc>
+          <w:tcPr>
+            <w:tcW w:type="dxa" w:w="3000"/>
+            <w:shd w:fill="FBF3E2" w:color="auto" w:val="clear"/>
+            <w:tcMar>
+              <w:top w:type="dxa" w:w="60"/>
+              <w:left w:type="dxa" w:w="100"/>
+              <w:bottom w:type="dxa" w:w="60"/>
+              <w:right w:type="dxa" w:w="100"/>
+            </w:tcMar>
+          </w:tcPr>
+          <w:p>
+            <w:pPr>
+              <w:spacing w:after="0" w:before="0"/>
+            </w:pPr>
+            <w:r>
+              <w:rPr>
+                <w:b/>
+                <w:bCs/>
+                <w:color w:val="7A5400"/>
+                <w:sz w:val="16"/>
+                <w:szCs w:val="16"/>
+              </w:rPr>
+              <w:t xml:space="preserve">EXPLAIN YOUR REASONING</w:t>
+            </w:r>
+          </w:p>
+        </w:tc>
+      </w:tr>
+      <w:tr>
+        <w:trPr>
+          <w:cantSplit/>
+        </w:trPr>
+        <w:tc>
+          <w:tcPr>
+            <w:tcW w:type="dxa" w:w="2800"/>
+            <w:tcMar>
+              <w:top w:type="dxa" w:w="80"/>
+              <w:left w:type="dxa" w:w="100"/>
+              <w:bottom w:type="dxa" w:w="80"/>
+              <w:right w:type="dxa" w:w="100"/>
+            </w:tcMar>
+            <w:vAlign w:val="top"/>
+          </w:tcPr>
+          <w:p>
+            <w:pPr>
+              <w:spacing w:after="40" w:before="0"/>
+            </w:pPr>
+            <w:r>
+              <w:rPr>
+                <w:b/>
+                <w:bCs/>
+                <w:color w:val="0F2B3C"/>
+                <w:sz w:val="20"/>
+                <w:szCs w:val="20"/>
+              </w:rPr>
+              <w:t xml:space="preserve">2.  A box has 6 pens and 4 erasers. The ratio of pens to erasers is…?</w:t>
+            </w:r>
+          </w:p>
+          <w:p>
+            <w:pPr>
+              <w:spacing w:after="0" w:before="0"/>
+            </w:pPr>
+            <w:r>
+              <w:rPr>
+                <w:color w:val="5E6E7E"/>
+                <w:sz w:val="18"/>
+                <w:szCs w:val="18"/>
+              </w:rPr>
+              <w:t xml:space="preserve">Choices: 6:4   /   4:6   /   6:6   /   10:4</w:t>
+            </w:r>
+          </w:p>
+        </w:tc>
+        <w:tc>
+          <w:tcPr>
+            <w:tcW w:type="dxa" w:w="3560"/>
+            <w:tcMar>
+              <w:top w:type="dxa" w:w="80"/>
+              <w:left w:type="dxa" w:w="100"/>
+              <w:bottom w:type="dxa" w:w="80"/>
+              <w:right w:type="dxa" w:w="100"/>
+            </w:tcMar>
+            <w:vAlign w:val="top"/>
+          </w:tcPr>
+          <w:p>
+            <w:pPr>
+              <w:spacing w:after="50" w:before="0"/>
+            </w:pPr>
+            <w:r>
+              <w:rPr>
+                <w:color w:val="BBBBBB"/>
+                <w:sz w:val="18"/>
+                <w:szCs w:val="18"/>
+              </w:rPr>
+              <w:t xml:space="preserve">____________________________</w:t>
+            </w:r>
+          </w:p>
+          <w:p>
+            <w:pPr>
+              <w:spacing w:after="50" w:before="0"/>
+            </w:pPr>
+            <w:r>
+              <w:rPr>
+                <w:color w:val="BBBBBB"/>
+                <w:sz w:val="18"/>
+                <w:szCs w:val="18"/>
+              </w:rPr>
+              <w:t xml:space="preserve">____________________________</w:t>
+            </w:r>
+          </w:p>
+          <w:p>
+            <w:pPr>
+              <w:spacing w:after="50" w:before="0"/>
+            </w:pPr>
+            <w:r>
+              <w:rPr>
+                <w:color w:val="BBBBBB"/>
+                <w:sz w:val="18"/>
+                <w:szCs w:val="18"/>
+              </w:rPr>
+              <w:t xml:space="preserve">____________________________</w:t>
+            </w:r>
+          </w:p>
+          <w:p>
+            <w:pPr>
+              <w:spacing w:after="50" w:before="0"/>
+            </w:pPr>
+            <w:r>
+              <w:rPr>
+                <w:color w:val="BBBBBB"/>
+                <w:sz w:val="18"/>
+                <w:szCs w:val="18"/>
+              </w:rPr>
+              <w:t xml:space="preserve">____________________________</w:t>
+            </w:r>
+          </w:p>
+        </w:tc>
+        <w:tc>
+          <w:tcPr>
+            <w:tcW w:type="dxa" w:w="3000"/>
+            <w:shd w:fill="FBF3E2" w:color="auto" w:val="clear"/>
+            <w:tcMar>
+              <w:top w:type="dxa" w:w="80"/>
+              <w:left w:type="dxa" w:w="100"/>
+              <w:bottom w:type="dxa" w:w="80"/>
+              <w:right w:type="dxa" w:w="100"/>
+            </w:tcMar>
+            <w:vAlign w:val="top"/>
+          </w:tcPr>
+          <w:p>
+            <w:pPr>
+              <w:spacing w:after="30" w:before="0"/>
+            </w:pPr>
+            <w:r>
+              <w:rPr>
+                <w:b/>
+                <w:bCs/>
+                <w:color w:val="0F2B3C"/>
+                <w:sz w:val="18"/>
+                <w:szCs w:val="18"/>
+              </w:rPr>
+              <w:t xml:space="preserve">Because... ________________</w:t>
+            </w:r>
+          </w:p>
+          <w:p>
+            <w:pPr>
+              <w:spacing w:after="50" w:before="0"/>
+            </w:pPr>
+            <w:r>
+              <w:rPr>
+                <w:color w:val="BBBBBB"/>
+                <w:sz w:val="18"/>
+                <w:szCs w:val="18"/>
+              </w:rPr>
+              <w:t xml:space="preserve">____________________________</w:t>
+            </w:r>
+          </w:p>
+          <w:p>
+            <w:pPr>
+              <w:spacing w:after="30" w:before="40"/>
+            </w:pPr>
+            <w:r>
+              <w:rPr>
+                <w:b/>
+                <w:bCs/>
+                <w:color w:val="1A6FB5"/>
+                <w:sz w:val="18"/>
+                <w:szCs w:val="18"/>
+              </w:rPr>
+              <w:t xml:space="preserve">Although... _______________</w:t>
+            </w:r>
+          </w:p>
+          <w:p>
+            <w:pPr>
+              <w:spacing w:after="50" w:before="0"/>
+            </w:pPr>
+            <w:r>
+              <w:rPr>
+                <w:color w:val="BBBBBB"/>
+                <w:sz w:val="18"/>
+                <w:szCs w:val="18"/>
+              </w:rPr>
+              <w:t xml:space="preserve">____________________________</w:t>
+            </w:r>
+          </w:p>
+          <w:p>
+            <w:pPr>
+              <w:spacing w:after="30" w:before="40"/>
+            </w:pPr>
+            <w:r>
+              <w:rPr>
+                <w:b/>
+                <w:bCs/>
+                <w:color w:val="7A5400"/>
+                <w:sz w:val="18"/>
+                <w:szCs w:val="18"/>
+              </w:rPr>
+              <w:t xml:space="preserve">Therefore... ______________</w:t>
+            </w:r>
+          </w:p>
+          <w:p>
+            <w:pPr>
+              <w:spacing w:after="50" w:before="0"/>
+            </w:pPr>
+            <w:r>
+              <w:rPr>
+                <w:color w:val="BBBBBB"/>
+                <w:sz w:val="18"/>
+                <w:szCs w:val="18"/>
+              </w:rPr>
+              <w:t xml:space="preserve">____________________________</w:t>
+            </w:r>
+          </w:p>
+        </w:tc>
+      </w:tr>
+    </w:tbl>
     <w:p>
       <w:pPr>
-        <w:spacing w:after="80" w:before="0"/>
-      </w:pPr>
-      <w:r>
-        <w:rPr>
-          <w:color w:val="BBBBBB"/>
-        </w:rPr>
-        <w:t xml:space="preserve">____________________________________________________</w:t>
-      </w:r>
-    </w:p>
-    <w:p>
-      <w:pPr>
-        <w:spacing w:after="40" w:before="0"/>
-      </w:pPr>
-      <w:r>
-        <w:rPr>
-          <w:sz w:val="22"/>
-          <w:szCs w:val="22"/>
-        </w:rPr>
-        <w:t xml:space="preserve">2.  A box has 6 pens and 4 erasers. The ratio of pens to erasers is…?</w:t>
-      </w:r>
-    </w:p>
-    <w:p>
-      <w:pPr>
-        <w:spacing w:after="40" w:before="0"/>
-      </w:pPr>
-      <w:r>
-        <w:rPr>
-          <w:color w:val="5E6E7E"/>
-          <w:sz w:val="20"/>
-          <w:szCs w:val="20"/>
-        </w:rPr>
-        <w:t xml:space="preserve">     choices: 6:4   /   4:6   /   6:6   /   10:4</w:t>
-      </w:r>
-    </w:p>
-    <w:p>
-      <w:pPr>
-        <w:spacing w:after="80" w:before="0"/>
-      </w:pPr>
-      <w:r>
-        <w:rPr>
-          <w:color w:val="BBBBBB"/>
-        </w:rPr>
-        <w:t xml:space="preserve">____________________________________________________</w:t>
+        <w:spacing w:after="60" w:before="0"/>
+      </w:pPr>
+      <w:r>
+        <w:t xml:space="preserve"/>
       </w:r>
     </w:p>
     <w:p>
@@ -326,63 +3407,629 @@
         <w:t xml:space="preserve">Warm up straight into ratio language.</w:t>
       </w:r>
     </w:p>
+    <w:tbl>
+      <w:tblPr>
+        <w:tblW w:type="dxa" w:w="9360"/>
+        <w:tblBorders>
+          <w:top w:val="single" w:color="C7D2DD" w:sz="6"/>
+          <w:left w:val="single" w:color="C7D2DD" w:sz="6"/>
+          <w:bottom w:val="single" w:color="C7D2DD" w:sz="6"/>
+          <w:right w:val="single" w:color="C7D2DD" w:sz="6"/>
+          <w:insideH w:val="single" w:color="C7D2DD" w:sz="6"/>
+          <w:insideV w:val="single" w:color="C7D2DD" w:sz="6"/>
+        </w:tblBorders>
+      </w:tblPr>
+      <w:tblGrid>
+        <w:gridCol w:w="2800"/>
+        <w:gridCol w:w="3560"/>
+        <w:gridCol w:w="3000"/>
+      </w:tblGrid>
+      <w:tr>
+        <w:trPr>
+          <w:cantSplit/>
+          <w:tblHeader/>
+        </w:trPr>
+        <w:tc>
+          <w:tcPr>
+            <w:tcW w:type="dxa" w:w="2800"/>
+            <w:shd w:fill="EEF4F8" w:color="auto" w:val="clear"/>
+            <w:tcMar>
+              <w:top w:type="dxa" w:w="60"/>
+              <w:left w:type="dxa" w:w="100"/>
+              <w:bottom w:type="dxa" w:w="60"/>
+              <w:right w:type="dxa" w:w="100"/>
+            </w:tcMar>
+          </w:tcPr>
+          <w:p>
+            <w:pPr>
+              <w:spacing w:after="0" w:before="0"/>
+            </w:pPr>
+            <w:r>
+              <w:rPr>
+                <w:b/>
+                <w:bCs/>
+                <w:color w:val="0F2B3C"/>
+                <w:sz w:val="16"/>
+                <w:szCs w:val="16"/>
+              </w:rPr>
+              <w:t xml:space="preserve">CORE PROBLEM / GIVEN REPRESENTATION</w:t>
+            </w:r>
+          </w:p>
+        </w:tc>
+        <w:tc>
+          <w:tcPr>
+            <w:tcW w:type="dxa" w:w="3560"/>
+            <w:shd w:fill="EEF4F8" w:color="auto" w:val="clear"/>
+            <w:tcMar>
+              <w:top w:type="dxa" w:w="60"/>
+              <w:left w:type="dxa" w:w="100"/>
+              <w:bottom w:type="dxa" w:w="60"/>
+              <w:right w:type="dxa" w:w="100"/>
+            </w:tcMar>
+          </w:tcPr>
+          <w:p>
+            <w:pPr>
+              <w:spacing w:after="0" w:before="0"/>
+            </w:pPr>
+            <w:r>
+              <w:rPr>
+                <w:b/>
+                <w:bCs/>
+                <w:color w:val="0F2B3C"/>
+                <w:sz w:val="16"/>
+                <w:szCs w:val="16"/>
+              </w:rPr>
+              <w:t xml:space="preserve">WORKING SPACE / CALCULATION STEPS</w:t>
+            </w:r>
+          </w:p>
+        </w:tc>
+        <w:tc>
+          <w:tcPr>
+            <w:tcW w:type="dxa" w:w="3000"/>
+            <w:shd w:fill="FBF3E2" w:color="auto" w:val="clear"/>
+            <w:tcMar>
+              <w:top w:type="dxa" w:w="60"/>
+              <w:left w:type="dxa" w:w="100"/>
+              <w:bottom w:type="dxa" w:w="60"/>
+              <w:right w:type="dxa" w:w="100"/>
+            </w:tcMar>
+          </w:tcPr>
+          <w:p>
+            <w:pPr>
+              <w:spacing w:after="0" w:before="0"/>
+            </w:pPr>
+            <w:r>
+              <w:rPr>
+                <w:b/>
+                <w:bCs/>
+                <w:color w:val="7A5400"/>
+                <w:sz w:val="16"/>
+                <w:szCs w:val="16"/>
+              </w:rPr>
+              <w:t xml:space="preserve">EXPLAIN YOUR REASONING</w:t>
+            </w:r>
+          </w:p>
+        </w:tc>
+      </w:tr>
+      <w:tr>
+        <w:trPr>
+          <w:cantSplit/>
+        </w:trPr>
+        <w:tc>
+          <w:tcPr>
+            <w:tcW w:type="dxa" w:w="2800"/>
+            <w:tcMar>
+              <w:top w:type="dxa" w:w="80"/>
+              <w:left w:type="dxa" w:w="100"/>
+              <w:bottom w:type="dxa" w:w="80"/>
+              <w:right w:type="dxa" w:w="100"/>
+            </w:tcMar>
+            <w:vAlign w:val="top"/>
+          </w:tcPr>
+          <w:p>
+            <w:pPr>
+              <w:spacing w:after="40" w:before="0"/>
+            </w:pPr>
+            <w:r>
+              <w:rPr>
+                <w:b/>
+                <w:bCs/>
+                <w:color w:val="0F2B3C"/>
+                <w:sz w:val="20"/>
+                <w:szCs w:val="20"/>
+              </w:rPr>
+              <w:t xml:space="preserve">1.  There are 5 boys and 7 girls. The ratio of girls to boys is…?</w:t>
+            </w:r>
+          </w:p>
+          <w:p>
+            <w:pPr>
+              <w:spacing w:after="0" w:before="0"/>
+            </w:pPr>
+            <w:r>
+              <w:rPr>
+                <w:color w:val="5E6E7E"/>
+                <w:sz w:val="18"/>
+                <w:szCs w:val="18"/>
+              </w:rPr>
+              <w:t xml:space="preserve">Choices: 5:7   /   12:5   /   7:5   /   7:12</w:t>
+            </w:r>
+          </w:p>
+        </w:tc>
+        <w:tc>
+          <w:tcPr>
+            <w:tcW w:type="dxa" w:w="3560"/>
+            <w:tcMar>
+              <w:top w:type="dxa" w:w="80"/>
+              <w:left w:type="dxa" w:w="100"/>
+              <w:bottom w:type="dxa" w:w="80"/>
+              <w:right w:type="dxa" w:w="100"/>
+            </w:tcMar>
+            <w:vAlign w:val="top"/>
+          </w:tcPr>
+          <w:p>
+            <w:pPr>
+              <w:spacing w:after="50" w:before="0"/>
+            </w:pPr>
+            <w:r>
+              <w:rPr>
+                <w:color w:val="BBBBBB"/>
+                <w:sz w:val="18"/>
+                <w:szCs w:val="18"/>
+              </w:rPr>
+              <w:t xml:space="preserve">____________________________</w:t>
+            </w:r>
+          </w:p>
+          <w:p>
+            <w:pPr>
+              <w:spacing w:after="50" w:before="0"/>
+            </w:pPr>
+            <w:r>
+              <w:rPr>
+                <w:color w:val="BBBBBB"/>
+                <w:sz w:val="18"/>
+                <w:szCs w:val="18"/>
+              </w:rPr>
+              <w:t xml:space="preserve">____________________________</w:t>
+            </w:r>
+          </w:p>
+          <w:p>
+            <w:pPr>
+              <w:spacing w:after="50" w:before="0"/>
+            </w:pPr>
+            <w:r>
+              <w:rPr>
+                <w:color w:val="BBBBBB"/>
+                <w:sz w:val="18"/>
+                <w:szCs w:val="18"/>
+              </w:rPr>
+              <w:t xml:space="preserve">____________________________</w:t>
+            </w:r>
+          </w:p>
+          <w:p>
+            <w:pPr>
+              <w:spacing w:after="50" w:before="0"/>
+            </w:pPr>
+            <w:r>
+              <w:rPr>
+                <w:color w:val="BBBBBB"/>
+                <w:sz w:val="18"/>
+                <w:szCs w:val="18"/>
+              </w:rPr>
+              <w:t xml:space="preserve">____________________________</w:t>
+            </w:r>
+          </w:p>
+        </w:tc>
+        <w:tc>
+          <w:tcPr>
+            <w:tcW w:type="dxa" w:w="3000"/>
+            <w:shd w:fill="FBF3E2" w:color="auto" w:val="clear"/>
+            <w:tcMar>
+              <w:top w:type="dxa" w:w="80"/>
+              <w:left w:type="dxa" w:w="100"/>
+              <w:bottom w:type="dxa" w:w="80"/>
+              <w:right w:type="dxa" w:w="100"/>
+            </w:tcMar>
+            <w:vAlign w:val="top"/>
+          </w:tcPr>
+          <w:p>
+            <w:pPr>
+              <w:spacing w:after="30" w:before="0"/>
+            </w:pPr>
+            <w:r>
+              <w:rPr>
+                <w:b/>
+                <w:bCs/>
+                <w:color w:val="0F2B3C"/>
+                <w:sz w:val="18"/>
+                <w:szCs w:val="18"/>
+              </w:rPr>
+              <w:t xml:space="preserve">Because... ________________</w:t>
+            </w:r>
+          </w:p>
+          <w:p>
+            <w:pPr>
+              <w:spacing w:after="50" w:before="0"/>
+            </w:pPr>
+            <w:r>
+              <w:rPr>
+                <w:color w:val="BBBBBB"/>
+                <w:sz w:val="18"/>
+                <w:szCs w:val="18"/>
+              </w:rPr>
+              <w:t xml:space="preserve">____________________________</w:t>
+            </w:r>
+          </w:p>
+          <w:p>
+            <w:pPr>
+              <w:spacing w:after="30" w:before="40"/>
+            </w:pPr>
+            <w:r>
+              <w:rPr>
+                <w:b/>
+                <w:bCs/>
+                <w:color w:val="1A6FB5"/>
+                <w:sz w:val="18"/>
+                <w:szCs w:val="18"/>
+              </w:rPr>
+              <w:t xml:space="preserve">Although... _______________</w:t>
+            </w:r>
+          </w:p>
+          <w:p>
+            <w:pPr>
+              <w:spacing w:after="50" w:before="0"/>
+            </w:pPr>
+            <w:r>
+              <w:rPr>
+                <w:color w:val="BBBBBB"/>
+                <w:sz w:val="18"/>
+                <w:szCs w:val="18"/>
+              </w:rPr>
+              <w:t xml:space="preserve">____________________________</w:t>
+            </w:r>
+          </w:p>
+          <w:p>
+            <w:pPr>
+              <w:spacing w:after="30" w:before="40"/>
+            </w:pPr>
+            <w:r>
+              <w:rPr>
+                <w:b/>
+                <w:bCs/>
+                <w:color w:val="7A5400"/>
+                <w:sz w:val="18"/>
+                <w:szCs w:val="18"/>
+              </w:rPr>
+              <w:t xml:space="preserve">Therefore... ______________</w:t>
+            </w:r>
+          </w:p>
+          <w:p>
+            <w:pPr>
+              <w:spacing w:after="50" w:before="0"/>
+            </w:pPr>
+            <w:r>
+              <w:rPr>
+                <w:color w:val="BBBBBB"/>
+                <w:sz w:val="18"/>
+                <w:szCs w:val="18"/>
+              </w:rPr>
+              <w:t xml:space="preserve">____________________________</w:t>
+            </w:r>
+          </w:p>
+        </w:tc>
+      </w:tr>
+    </w:tbl>
     <w:p>
       <w:pPr>
-        <w:spacing w:after="40" w:before="0"/>
-      </w:pPr>
-      <w:r>
-        <w:rPr>
-          <w:sz w:val="22"/>
-          <w:szCs w:val="22"/>
-        </w:rPr>
-        <w:t xml:space="preserve">1.  There are 5 boys and 7 girls. The ratio of girls to boys is…?</w:t>
+        <w:spacing w:after="60" w:before="0"/>
+      </w:pPr>
+      <w:r>
+        <w:t xml:space="preserve"/>
       </w:r>
     </w:p>
+    <w:tbl>
+      <w:tblPr>
+        <w:tblW w:type="dxa" w:w="9360"/>
+        <w:tblBorders>
+          <w:top w:val="single" w:color="C7D2DD" w:sz="6"/>
+          <w:left w:val="single" w:color="C7D2DD" w:sz="6"/>
+          <w:bottom w:val="single" w:color="C7D2DD" w:sz="6"/>
+          <w:right w:val="single" w:color="C7D2DD" w:sz="6"/>
+          <w:insideH w:val="single" w:color="C7D2DD" w:sz="6"/>
+          <w:insideV w:val="single" w:color="C7D2DD" w:sz="6"/>
+        </w:tblBorders>
+      </w:tblPr>
+      <w:tblGrid>
+        <w:gridCol w:w="2800"/>
+        <w:gridCol w:w="3560"/>
+        <w:gridCol w:w="3000"/>
+      </w:tblGrid>
+      <w:tr>
+        <w:trPr>
+          <w:cantSplit/>
+          <w:tblHeader/>
+        </w:trPr>
+        <w:tc>
+          <w:tcPr>
+            <w:tcW w:type="dxa" w:w="2800"/>
+            <w:shd w:fill="EEF4F8" w:color="auto" w:val="clear"/>
+            <w:tcMar>
+              <w:top w:type="dxa" w:w="60"/>
+              <w:left w:type="dxa" w:w="100"/>
+              <w:bottom w:type="dxa" w:w="60"/>
+              <w:right w:type="dxa" w:w="100"/>
+            </w:tcMar>
+          </w:tcPr>
+          <w:p>
+            <w:pPr>
+              <w:spacing w:after="0" w:before="0"/>
+            </w:pPr>
+            <w:r>
+              <w:rPr>
+                <w:b/>
+                <w:bCs/>
+                <w:color w:val="0F2B3C"/>
+                <w:sz w:val="16"/>
+                <w:szCs w:val="16"/>
+              </w:rPr>
+              <w:t xml:space="preserve">CORE PROBLEM / GIVEN REPRESENTATION</w:t>
+            </w:r>
+          </w:p>
+        </w:tc>
+        <w:tc>
+          <w:tcPr>
+            <w:tcW w:type="dxa" w:w="3560"/>
+            <w:shd w:fill="EEF4F8" w:color="auto" w:val="clear"/>
+            <w:tcMar>
+              <w:top w:type="dxa" w:w="60"/>
+              <w:left w:type="dxa" w:w="100"/>
+              <w:bottom w:type="dxa" w:w="60"/>
+              <w:right w:type="dxa" w:w="100"/>
+            </w:tcMar>
+          </w:tcPr>
+          <w:p>
+            <w:pPr>
+              <w:spacing w:after="0" w:before="0"/>
+            </w:pPr>
+            <w:r>
+              <w:rPr>
+                <w:b/>
+                <w:bCs/>
+                <w:color w:val="0F2B3C"/>
+                <w:sz w:val="16"/>
+                <w:szCs w:val="16"/>
+              </w:rPr>
+              <w:t xml:space="preserve">WORKING SPACE / CALCULATION STEPS</w:t>
+            </w:r>
+          </w:p>
+        </w:tc>
+        <w:tc>
+          <w:tcPr>
+            <w:tcW w:type="dxa" w:w="3000"/>
+            <w:shd w:fill="FBF3E2" w:color="auto" w:val="clear"/>
+            <w:tcMar>
+              <w:top w:type="dxa" w:w="60"/>
+              <w:left w:type="dxa" w:w="100"/>
+              <w:bottom w:type="dxa" w:w="60"/>
+              <w:right w:type="dxa" w:w="100"/>
+            </w:tcMar>
+          </w:tcPr>
+          <w:p>
+            <w:pPr>
+              <w:spacing w:after="0" w:before="0"/>
+            </w:pPr>
+            <w:r>
+              <w:rPr>
+                <w:b/>
+                <w:bCs/>
+                <w:color w:val="7A5400"/>
+                <w:sz w:val="16"/>
+                <w:szCs w:val="16"/>
+              </w:rPr>
+              <w:t xml:space="preserve">EXPLAIN YOUR REASONING</w:t>
+            </w:r>
+          </w:p>
+        </w:tc>
+      </w:tr>
+      <w:tr>
+        <w:trPr>
+          <w:cantSplit/>
+        </w:trPr>
+        <w:tc>
+          <w:tcPr>
+            <w:tcW w:type="dxa" w:w="2800"/>
+            <w:tcMar>
+              <w:top w:type="dxa" w:w="80"/>
+              <w:left w:type="dxa" w:w="100"/>
+              <w:bottom w:type="dxa" w:w="80"/>
+              <w:right w:type="dxa" w:w="100"/>
+            </w:tcMar>
+            <w:vAlign w:val="top"/>
+          </w:tcPr>
+          <w:p>
+            <w:pPr>
+              <w:spacing w:after="40" w:before="0"/>
+            </w:pPr>
+            <w:r>
+              <w:rPr>
+                <w:b/>
+                <w:bCs/>
+                <w:color w:val="0F2B3C"/>
+                <w:sz w:val="20"/>
+                <w:szCs w:val="20"/>
+              </w:rPr>
+              <w:t xml:space="preserve">2.  For every 2 cups of juice you add 1 cup of water. With 8 cups of juice, how many cups of water (skip count by the same rule)?</w:t>
+            </w:r>
+          </w:p>
+        </w:tc>
+        <w:tc>
+          <w:tcPr>
+            <w:tcW w:type="dxa" w:w="3560"/>
+            <w:tcMar>
+              <w:top w:type="dxa" w:w="80"/>
+              <w:left w:type="dxa" w:w="100"/>
+              <w:bottom w:type="dxa" w:w="80"/>
+              <w:right w:type="dxa" w:w="100"/>
+            </w:tcMar>
+            <w:vAlign w:val="top"/>
+          </w:tcPr>
+          <w:p>
+            <w:pPr>
+              <w:spacing w:after="50" w:before="0"/>
+            </w:pPr>
+            <w:r>
+              <w:rPr>
+                <w:color w:val="BBBBBB"/>
+                <w:sz w:val="18"/>
+                <w:szCs w:val="18"/>
+              </w:rPr>
+              <w:t xml:space="preserve">____________________________</w:t>
+            </w:r>
+          </w:p>
+          <w:p>
+            <w:pPr>
+              <w:spacing w:after="50" w:before="0"/>
+            </w:pPr>
+            <w:r>
+              <w:rPr>
+                <w:color w:val="BBBBBB"/>
+                <w:sz w:val="18"/>
+                <w:szCs w:val="18"/>
+              </w:rPr>
+              <w:t xml:space="preserve">____________________________</w:t>
+            </w:r>
+          </w:p>
+          <w:p>
+            <w:pPr>
+              <w:spacing w:after="50" w:before="0"/>
+            </w:pPr>
+            <w:r>
+              <w:rPr>
+                <w:color w:val="BBBBBB"/>
+                <w:sz w:val="18"/>
+                <w:szCs w:val="18"/>
+              </w:rPr>
+              <w:t xml:space="preserve">____________________________</w:t>
+            </w:r>
+          </w:p>
+          <w:p>
+            <w:pPr>
+              <w:spacing w:after="50" w:before="0"/>
+            </w:pPr>
+            <w:r>
+              <w:rPr>
+                <w:color w:val="BBBBBB"/>
+                <w:sz w:val="18"/>
+                <w:szCs w:val="18"/>
+              </w:rPr>
+              <w:t xml:space="preserve">____________________________</w:t>
+            </w:r>
+          </w:p>
+        </w:tc>
+        <w:tc>
+          <w:tcPr>
+            <w:tcW w:type="dxa" w:w="3000"/>
+            <w:shd w:fill="FBF3E2" w:color="auto" w:val="clear"/>
+            <w:tcMar>
+              <w:top w:type="dxa" w:w="80"/>
+              <w:left w:type="dxa" w:w="100"/>
+              <w:bottom w:type="dxa" w:w="80"/>
+              <w:right w:type="dxa" w:w="100"/>
+            </w:tcMar>
+            <w:vAlign w:val="top"/>
+          </w:tcPr>
+          <w:p>
+            <w:pPr>
+              <w:spacing w:after="30" w:before="0"/>
+            </w:pPr>
+            <w:r>
+              <w:rPr>
+                <w:b/>
+                <w:bCs/>
+                <w:color w:val="0F2B3C"/>
+                <w:sz w:val="18"/>
+                <w:szCs w:val="18"/>
+              </w:rPr>
+              <w:t xml:space="preserve">Because... ________________</w:t>
+            </w:r>
+          </w:p>
+          <w:p>
+            <w:pPr>
+              <w:spacing w:after="50" w:before="0"/>
+            </w:pPr>
+            <w:r>
+              <w:rPr>
+                <w:color w:val="BBBBBB"/>
+                <w:sz w:val="18"/>
+                <w:szCs w:val="18"/>
+              </w:rPr>
+              <w:t xml:space="preserve">____________________________</w:t>
+            </w:r>
+          </w:p>
+          <w:p>
+            <w:pPr>
+              <w:spacing w:after="30" w:before="40"/>
+            </w:pPr>
+            <w:r>
+              <w:rPr>
+                <w:b/>
+                <w:bCs/>
+                <w:color w:val="1A6FB5"/>
+                <w:sz w:val="18"/>
+                <w:szCs w:val="18"/>
+              </w:rPr>
+              <w:t xml:space="preserve">Although... _______________</w:t>
+            </w:r>
+          </w:p>
+          <w:p>
+            <w:pPr>
+              <w:spacing w:after="50" w:before="0"/>
+            </w:pPr>
+            <w:r>
+              <w:rPr>
+                <w:color w:val="BBBBBB"/>
+                <w:sz w:val="18"/>
+                <w:szCs w:val="18"/>
+              </w:rPr>
+              <w:t xml:space="preserve">____________________________</w:t>
+            </w:r>
+          </w:p>
+          <w:p>
+            <w:pPr>
+              <w:spacing w:after="30" w:before="40"/>
+            </w:pPr>
+            <w:r>
+              <w:rPr>
+                <w:b/>
+                <w:bCs/>
+                <w:color w:val="7A5400"/>
+                <w:sz w:val="18"/>
+                <w:szCs w:val="18"/>
+              </w:rPr>
+              <w:t xml:space="preserve">Therefore... ______________</w:t>
+            </w:r>
+          </w:p>
+          <w:p>
+            <w:pPr>
+              <w:spacing w:after="50" w:before="0"/>
+            </w:pPr>
+            <w:r>
+              <w:rPr>
+                <w:color w:val="BBBBBB"/>
+                <w:sz w:val="18"/>
+                <w:szCs w:val="18"/>
+              </w:rPr>
+              <w:t xml:space="preserve">____________________________</w:t>
+            </w:r>
+          </w:p>
+        </w:tc>
+      </w:tr>
+    </w:tbl>
     <w:p>
       <w:pPr>
-        <w:spacing w:after="40" w:before="0"/>
-      </w:pPr>
-      <w:r>
-        <w:rPr>
-          <w:color w:val="5E6E7E"/>
-          <w:sz w:val="20"/>
-          <w:szCs w:val="20"/>
-        </w:rPr>
-        <w:t xml:space="preserve">     choices: 5:7   /   12:5   /   7:5   /   7:12</w:t>
-      </w:r>
-    </w:p>
-    <w:p>
-      <w:pPr>
-        <w:spacing w:after="80" w:before="0"/>
-      </w:pPr>
-      <w:r>
-        <w:rPr>
-          <w:color w:val="BBBBBB"/>
-        </w:rPr>
-        <w:t xml:space="preserve">____________________________________________________</w:t>
-      </w:r>
-    </w:p>
-    <w:p>
-      <w:pPr>
-        <w:spacing w:after="40" w:before="0"/>
-      </w:pPr>
-      <w:r>
-        <w:rPr>
-          <w:sz w:val="22"/>
-          <w:szCs w:val="22"/>
-        </w:rPr>
-        <w:t xml:space="preserve">2.  For every 2 cups of juice you add 1 cup of water. With 8 cups of juice, how many cups of water (skip count by the same rule)?</w:t>
-      </w:r>
-    </w:p>
-    <w:p>
-      <w:pPr>
-        <w:spacing w:after="80" w:before="0"/>
-      </w:pPr>
-      <w:r>
-        <w:rPr>
-          <w:color w:val="BBBBBB"/>
-        </w:rPr>
-        <w:t xml:space="preserve">____________________________________________________</w:t>
+        <w:spacing w:after="60" w:before="0"/>
+      </w:pPr>
+      <w:r>
+        <w:t xml:space="preserve"/>
       </w:r>
     </w:p>
     <w:p>
@@ -459,6 +4106,141 @@
         <w:t xml:space="preserve">____________________________________________________</w:t>
       </w:r>
     </w:p>
+    <w:tbl>
+      <w:tblPr>
+        <w:tblW w:type="dxa" w:w="9360"/>
+        <w:tblBorders>
+          <w:top w:val="single" w:color="C7D2DD" w:sz="6"/>
+          <w:left w:val="single" w:color="C7D2DD" w:sz="6"/>
+          <w:bottom w:val="single" w:color="C7D2DD" w:sz="6"/>
+          <w:right w:val="single" w:color="C7D2DD" w:sz="6"/>
+          <w:insideH w:val="single" w:color="C7D2DD" w:sz="6"/>
+          <w:insideV w:val="single" w:color="C7D2DD" w:sz="6"/>
+        </w:tblBorders>
+      </w:tblPr>
+      <w:tblGrid>
+        <w:gridCol w:w="3120"/>
+        <w:gridCol w:w="3120"/>
+        <w:gridCol w:w="3120"/>
+      </w:tblGrid>
+      <w:tr>
+        <w:trPr>
+          <w:cantSplit/>
+          <w:tblHeader/>
+        </w:trPr>
+        <w:tc>
+          <w:tcPr>
+            <w:tcW w:type="dxa" w:w="9360"/>
+            <w:gridSpan w:val="3"/>
+            <w:shd w:fill="EEF4F8" w:color="auto" w:val="clear"/>
+            <w:tcMar>
+              <w:top w:type="dxa" w:w="60"/>
+              <w:left w:type="dxa" w:w="100"/>
+              <w:bottom w:type="dxa" w:w="60"/>
+              <w:right w:type="dxa" w:w="100"/>
+            </w:tcMar>
+          </w:tcPr>
+          <w:p>
+            <w:pPr>
+              <w:spacing w:after="0" w:before="0"/>
+            </w:pPr>
+            <w:r>
+              <w:rPr>
+                <w:b/>
+                <w:bCs/>
+                <w:color w:val="0F2B3C"/>
+                <w:sz w:val="18"/>
+                <w:szCs w:val="18"/>
+              </w:rPr>
+              <w:t xml:space="preserve">EXIT CHECK · 3-POINT SELF-ASSESSMENT CHECKLIST</w:t>
+            </w:r>
+          </w:p>
+        </w:tc>
+      </w:tr>
+      <w:tr>
+        <w:trPr>
+          <w:cantSplit/>
+        </w:trPr>
+        <w:tc>
+          <w:tcPr>
+            <w:tcW w:type="dxa" w:w="3120"/>
+            <w:tcMar>
+              <w:top w:type="dxa" w:w="80"/>
+              <w:left w:type="dxa" w:w="100"/>
+              <w:bottom w:type="dxa" w:w="80"/>
+              <w:right w:type="dxa" w:w="100"/>
+            </w:tcMar>
+          </w:tcPr>
+          <w:p>
+            <w:pPr>
+              <w:spacing w:after="0" w:before="0"/>
+            </w:pPr>
+            <w:r>
+              <w:rPr>
+                <w:b/>
+                <w:bCs/>
+                <w:color w:val="0F2B3C"/>
+                <w:sz w:val="18"/>
+                <w:szCs w:val="18"/>
+              </w:rPr>
+              <w:t xml:space="preserve">☐ 1. Units &amp; Labels Verified</w:t>
+            </w:r>
+          </w:p>
+        </w:tc>
+        <w:tc>
+          <w:tcPr>
+            <w:tcW w:type="dxa" w:w="3120"/>
+            <w:tcMar>
+              <w:top w:type="dxa" w:w="80"/>
+              <w:left w:type="dxa" w:w="100"/>
+              <w:bottom w:type="dxa" w:w="80"/>
+              <w:right w:type="dxa" w:w="100"/>
+            </w:tcMar>
+          </w:tcPr>
+          <w:p>
+            <w:pPr>
+              <w:spacing w:after="0" w:before="0"/>
+            </w:pPr>
+            <w:r>
+              <w:rPr>
+                <w:b/>
+                <w:bCs/>
+                <w:color w:val="0F2B3C"/>
+                <w:sz w:val="18"/>
+                <w:szCs w:val="18"/>
+              </w:rPr>
+              <w:t xml:space="preserve">☐ 2. Reasoning Stated (Because / Although / Therefore)</w:t>
+            </w:r>
+          </w:p>
+        </w:tc>
+        <w:tc>
+          <w:tcPr>
+            <w:tcW w:type="dxa" w:w="3120"/>
+            <w:tcMar>
+              <w:top w:type="dxa" w:w="80"/>
+              <w:left w:type="dxa" w:w="100"/>
+              <w:bottom w:type="dxa" w:w="80"/>
+              <w:right w:type="dxa" w:w="100"/>
+            </w:tcMar>
+          </w:tcPr>
+          <w:p>
+            <w:pPr>
+              <w:spacing w:after="0" w:before="0"/>
+            </w:pPr>
+            <w:r>
+              <w:rPr>
+                <w:b/>
+                <w:bCs/>
+                <w:color w:val="0F2B3C"/>
+                <w:sz w:val="18"/>
+                <w:szCs w:val="18"/>
+              </w:rPr>
+              <w:t xml:space="preserve">☐ 3. Calculations Double-Checked</w:t>
+            </w:r>
+          </w:p>
+        </w:tc>
+      </w:tr>
+    </w:tbl>
     <w:p>
       <w:pPr>
         <w:spacing w:after="60" w:before="120"/>
